--- a/resources/a-level-business-break-even-price-decision/A-Level-Business-Break-even-Price-Decision-Teacher.docx
+++ b/resources/a-level-business-break-even-price-decision/A-Level-Business-Break-even-Price-Decision-Teacher.docx
@@ -61,13 +61,13 @@
         <w:tc>
           <w:tcPr>
             <w:tcW w:type="dxa" w:w="3452"/>
-            <w:shd w:fill="142D40"/>
             <w:tcBorders>
               <w:top w:val="single" w:sz="4" w:color="D9D9D9"/>
               <w:bottom w:val="single" w:sz="4" w:color="D9D9D9"/>
               <w:left w:val="single" w:sz="4" w:color="D9D9D9"/>
               <w:right w:val="single" w:sz="4" w:color="D9D9D9"/>
             </w:tcBorders>
+            <w:shd w:fill="142D40"/>
             <w:tcMar>
               <w:top w:w="85" w:type="dxa"/>
               <w:bottom w:w="85" w:type="dxa"/>
@@ -92,13 +92,13 @@
         <w:tc>
           <w:tcPr>
             <w:tcW w:type="dxa" w:w="1218"/>
-            <w:shd w:fill="142D40"/>
             <w:tcBorders>
               <w:top w:val="single" w:sz="4" w:color="D9D9D9"/>
               <w:bottom w:val="single" w:sz="4" w:color="D9D9D9"/>
               <w:left w:val="single" w:sz="4" w:color="D9D9D9"/>
               <w:right w:val="single" w:sz="4" w:color="D9D9D9"/>
             </w:tcBorders>
+            <w:shd w:fill="142D40"/>
             <w:tcMar>
               <w:top w:w="85" w:type="dxa"/>
               <w:bottom w:w="85" w:type="dxa"/>
@@ -123,13 +123,13 @@
         <w:tc>
           <w:tcPr>
             <w:tcW w:type="dxa" w:w="5482"/>
-            <w:shd w:fill="142D40"/>
             <w:tcBorders>
               <w:top w:val="single" w:sz="4" w:color="D9D9D9"/>
               <w:bottom w:val="single" w:sz="4" w:color="D9D9D9"/>
               <w:left w:val="single" w:sz="4" w:color="D9D9D9"/>
               <w:right w:val="single" w:sz="4" w:color="D9D9D9"/>
             </w:tcBorders>
+            <w:shd w:fill="142D40"/>
             <w:tcMar>
               <w:top w:w="85" w:type="dxa"/>
               <w:bottom w:w="85" w:type="dxa"/>
@@ -156,13 +156,13 @@
         <w:tc>
           <w:tcPr>
             <w:tcW w:type="dxa" w:w="3452"/>
-            <w:shd w:fill="FFFFFF"/>
             <w:tcBorders>
               <w:top w:val="single" w:sz="4" w:color="D9D9D9"/>
               <w:bottom w:val="single" w:sz="4" w:color="D9D9D9"/>
               <w:left w:val="single" w:sz="4" w:color="D9D9D9"/>
               <w:right w:val="single" w:sz="4" w:color="D9D9D9"/>
             </w:tcBorders>
+            <w:shd w:fill="FFFFFF"/>
             <w:tcMar>
               <w:top w:w="85" w:type="dxa"/>
               <w:bottom w:w="85" w:type="dxa"/>
@@ -187,13 +187,13 @@
         <w:tc>
           <w:tcPr>
             <w:tcW w:type="dxa" w:w="1218"/>
-            <w:shd w:fill="FFFFFF"/>
             <w:tcBorders>
               <w:top w:val="single" w:sz="4" w:color="D9D9D9"/>
               <w:bottom w:val="single" w:sz="4" w:color="D9D9D9"/>
               <w:left w:val="single" w:sz="4" w:color="D9D9D9"/>
               <w:right w:val="single" w:sz="4" w:color="D9D9D9"/>
             </w:tcBorders>
+            <w:shd w:fill="FFFFFF"/>
             <w:tcMar>
               <w:top w:w="85" w:type="dxa"/>
               <w:bottom w:w="85" w:type="dxa"/>
@@ -218,13 +218,13 @@
         <w:tc>
           <w:tcPr>
             <w:tcW w:type="dxa" w:w="5482"/>
-            <w:shd w:fill="FFFFFF"/>
             <w:tcBorders>
               <w:top w:val="single" w:sz="4" w:color="D9D9D9"/>
               <w:bottom w:val="single" w:sz="4" w:color="D9D9D9"/>
               <w:left w:val="single" w:sz="4" w:color="D9D9D9"/>
               <w:right w:val="single" w:sz="4" w:color="D9D9D9"/>
             </w:tcBorders>
+            <w:shd w:fill="FFFFFF"/>
             <w:tcMar>
               <w:top w:w="85" w:type="dxa"/>
               <w:bottom w:w="85" w:type="dxa"/>
@@ -251,13 +251,13 @@
         <w:tc>
           <w:tcPr>
             <w:tcW w:type="dxa" w:w="3452"/>
-            <w:shd w:fill="F1F5F7"/>
             <w:tcBorders>
               <w:top w:val="single" w:sz="4" w:color="D9D9D9"/>
               <w:bottom w:val="single" w:sz="4" w:color="D9D9D9"/>
               <w:left w:val="single" w:sz="4" w:color="D9D9D9"/>
               <w:right w:val="single" w:sz="4" w:color="D9D9D9"/>
             </w:tcBorders>
+            <w:shd w:fill="F1F5F7"/>
             <w:tcMar>
               <w:top w:w="85" w:type="dxa"/>
               <w:bottom w:w="85" w:type="dxa"/>
@@ -282,13 +282,13 @@
         <w:tc>
           <w:tcPr>
             <w:tcW w:type="dxa" w:w="1218"/>
-            <w:shd w:fill="F1F5F7"/>
             <w:tcBorders>
               <w:top w:val="single" w:sz="4" w:color="D9D9D9"/>
               <w:bottom w:val="single" w:sz="4" w:color="D9D9D9"/>
               <w:left w:val="single" w:sz="4" w:color="D9D9D9"/>
               <w:right w:val="single" w:sz="4" w:color="D9D9D9"/>
             </w:tcBorders>
+            <w:shd w:fill="F1F5F7"/>
             <w:tcMar>
               <w:top w:w="85" w:type="dxa"/>
               <w:bottom w:w="85" w:type="dxa"/>
@@ -313,13 +313,13 @@
         <w:tc>
           <w:tcPr>
             <w:tcW w:type="dxa" w:w="5482"/>
-            <w:shd w:fill="F1F5F7"/>
             <w:tcBorders>
               <w:top w:val="single" w:sz="4" w:color="D9D9D9"/>
               <w:bottom w:val="single" w:sz="4" w:color="D9D9D9"/>
               <w:left w:val="single" w:sz="4" w:color="D9D9D9"/>
               <w:right w:val="single" w:sz="4" w:color="D9D9D9"/>
             </w:tcBorders>
+            <w:shd w:fill="F1F5F7"/>
             <w:tcMar>
               <w:top w:w="85" w:type="dxa"/>
               <w:bottom w:w="85" w:type="dxa"/>
@@ -346,13 +346,13 @@
         <w:tc>
           <w:tcPr>
             <w:tcW w:type="dxa" w:w="3452"/>
-            <w:shd w:fill="FFFFFF"/>
             <w:tcBorders>
               <w:top w:val="single" w:sz="4" w:color="D9D9D9"/>
               <w:bottom w:val="single" w:sz="4" w:color="D9D9D9"/>
               <w:left w:val="single" w:sz="4" w:color="D9D9D9"/>
               <w:right w:val="single" w:sz="4" w:color="D9D9D9"/>
             </w:tcBorders>
+            <w:shd w:fill="FFFFFF"/>
             <w:tcMar>
               <w:top w:w="85" w:type="dxa"/>
               <w:bottom w:w="85" w:type="dxa"/>
@@ -377,13 +377,13 @@
         <w:tc>
           <w:tcPr>
             <w:tcW w:type="dxa" w:w="1218"/>
-            <w:shd w:fill="FFFFFF"/>
             <w:tcBorders>
               <w:top w:val="single" w:sz="4" w:color="D9D9D9"/>
               <w:bottom w:val="single" w:sz="4" w:color="D9D9D9"/>
               <w:left w:val="single" w:sz="4" w:color="D9D9D9"/>
               <w:right w:val="single" w:sz="4" w:color="D9D9D9"/>
             </w:tcBorders>
+            <w:shd w:fill="FFFFFF"/>
             <w:tcMar>
               <w:top w:w="85" w:type="dxa"/>
               <w:bottom w:w="85" w:type="dxa"/>
@@ -408,13 +408,13 @@
         <w:tc>
           <w:tcPr>
             <w:tcW w:type="dxa" w:w="5482"/>
-            <w:shd w:fill="FFFFFF"/>
             <w:tcBorders>
               <w:top w:val="single" w:sz="4" w:color="D9D9D9"/>
               <w:bottom w:val="single" w:sz="4" w:color="D9D9D9"/>
               <w:left w:val="single" w:sz="4" w:color="D9D9D9"/>
               <w:right w:val="single" w:sz="4" w:color="D9D9D9"/>
             </w:tcBorders>
+            <w:shd w:fill="FFFFFF"/>
             <w:tcMar>
               <w:top w:w="85" w:type="dxa"/>
               <w:bottom w:w="85" w:type="dxa"/>
@@ -441,13 +441,13 @@
         <w:tc>
           <w:tcPr>
             <w:tcW w:type="dxa" w:w="3452"/>
-            <w:shd w:fill="F1F5F7"/>
             <w:tcBorders>
               <w:top w:val="single" w:sz="4" w:color="D9D9D9"/>
               <w:bottom w:val="single" w:sz="4" w:color="D9D9D9"/>
               <w:left w:val="single" w:sz="4" w:color="D9D9D9"/>
               <w:right w:val="single" w:sz="4" w:color="D9D9D9"/>
             </w:tcBorders>
+            <w:shd w:fill="F1F5F7"/>
             <w:tcMar>
               <w:top w:w="85" w:type="dxa"/>
               <w:bottom w:w="85" w:type="dxa"/>
@@ -472,13 +472,13 @@
         <w:tc>
           <w:tcPr>
             <w:tcW w:type="dxa" w:w="1218"/>
-            <w:shd w:fill="F1F5F7"/>
             <w:tcBorders>
               <w:top w:val="single" w:sz="4" w:color="D9D9D9"/>
               <w:bottom w:val="single" w:sz="4" w:color="D9D9D9"/>
               <w:left w:val="single" w:sz="4" w:color="D9D9D9"/>
               <w:right w:val="single" w:sz="4" w:color="D9D9D9"/>
             </w:tcBorders>
+            <w:shd w:fill="F1F5F7"/>
             <w:tcMar>
               <w:top w:w="85" w:type="dxa"/>
               <w:bottom w:w="85" w:type="dxa"/>
@@ -503,13 +503,13 @@
         <w:tc>
           <w:tcPr>
             <w:tcW w:type="dxa" w:w="5482"/>
-            <w:shd w:fill="F1F5F7"/>
             <w:tcBorders>
               <w:top w:val="single" w:sz="4" w:color="D9D9D9"/>
               <w:bottom w:val="single" w:sz="4" w:color="D9D9D9"/>
               <w:left w:val="single" w:sz="4" w:color="D9D9D9"/>
               <w:right w:val="single" w:sz="4" w:color="D9D9D9"/>
             </w:tcBorders>
+            <w:shd w:fill="F1F5F7"/>
             <w:tcMar>
               <w:top w:w="85" w:type="dxa"/>
               <w:bottom w:w="85" w:type="dxa"/>
@@ -536,13 +536,13 @@
         <w:tc>
           <w:tcPr>
             <w:tcW w:type="dxa" w:w="3452"/>
-            <w:shd w:fill="FFFFFF"/>
             <w:tcBorders>
               <w:top w:val="single" w:sz="4" w:color="D9D9D9"/>
               <w:bottom w:val="single" w:sz="4" w:color="D9D9D9"/>
               <w:left w:val="single" w:sz="4" w:color="D9D9D9"/>
               <w:right w:val="single" w:sz="4" w:color="D9D9D9"/>
             </w:tcBorders>
+            <w:shd w:fill="FFFFFF"/>
             <w:tcMar>
               <w:top w:w="85" w:type="dxa"/>
               <w:bottom w:w="85" w:type="dxa"/>
@@ -567,13 +567,13 @@
         <w:tc>
           <w:tcPr>
             <w:tcW w:type="dxa" w:w="1218"/>
-            <w:shd w:fill="FFFFFF"/>
             <w:tcBorders>
               <w:top w:val="single" w:sz="4" w:color="D9D9D9"/>
               <w:bottom w:val="single" w:sz="4" w:color="D9D9D9"/>
               <w:left w:val="single" w:sz="4" w:color="D9D9D9"/>
               <w:right w:val="single" w:sz="4" w:color="D9D9D9"/>
             </w:tcBorders>
+            <w:shd w:fill="FFFFFF"/>
             <w:tcMar>
               <w:top w:w="85" w:type="dxa"/>
               <w:bottom w:w="85" w:type="dxa"/>
@@ -598,13 +598,13 @@
         <w:tc>
           <w:tcPr>
             <w:tcW w:type="dxa" w:w="5482"/>
-            <w:shd w:fill="FFFFFF"/>
             <w:tcBorders>
               <w:top w:val="single" w:sz="4" w:color="D9D9D9"/>
               <w:bottom w:val="single" w:sz="4" w:color="D9D9D9"/>
               <w:left w:val="single" w:sz="4" w:color="D9D9D9"/>
               <w:right w:val="single" w:sz="4" w:color="D9D9D9"/>
             </w:tcBorders>
+            <w:shd w:fill="FFFFFF"/>
             <w:tcMar>
               <w:top w:w="85" w:type="dxa"/>
               <w:bottom w:w="85" w:type="dxa"/>
@@ -631,13 +631,13 @@
         <w:tc>
           <w:tcPr>
             <w:tcW w:type="dxa" w:w="3452"/>
-            <w:shd w:fill="F1F5F7"/>
             <w:tcBorders>
               <w:top w:val="single" w:sz="4" w:color="D9D9D9"/>
               <w:bottom w:val="single" w:sz="4" w:color="D9D9D9"/>
               <w:left w:val="single" w:sz="4" w:color="D9D9D9"/>
               <w:right w:val="single" w:sz="4" w:color="D9D9D9"/>
             </w:tcBorders>
+            <w:shd w:fill="F1F5F7"/>
             <w:tcMar>
               <w:top w:w="85" w:type="dxa"/>
               <w:bottom w:w="85" w:type="dxa"/>
@@ -662,13 +662,13 @@
         <w:tc>
           <w:tcPr>
             <w:tcW w:type="dxa" w:w="1218"/>
-            <w:shd w:fill="F1F5F7"/>
             <w:tcBorders>
               <w:top w:val="single" w:sz="4" w:color="D9D9D9"/>
               <w:bottom w:val="single" w:sz="4" w:color="D9D9D9"/>
               <w:left w:val="single" w:sz="4" w:color="D9D9D9"/>
               <w:right w:val="single" w:sz="4" w:color="D9D9D9"/>
             </w:tcBorders>
+            <w:shd w:fill="F1F5F7"/>
             <w:tcMar>
               <w:top w:w="85" w:type="dxa"/>
               <w:bottom w:w="85" w:type="dxa"/>
@@ -693,13 +693,13 @@
         <w:tc>
           <w:tcPr>
             <w:tcW w:type="dxa" w:w="5482"/>
-            <w:shd w:fill="F1F5F7"/>
             <w:tcBorders>
               <w:top w:val="single" w:sz="4" w:color="D9D9D9"/>
               <w:bottom w:val="single" w:sz="4" w:color="D9D9D9"/>
               <w:left w:val="single" w:sz="4" w:color="D9D9D9"/>
               <w:right w:val="single" w:sz="4" w:color="D9D9D9"/>
             </w:tcBorders>
+            <w:shd w:fill="F1F5F7"/>
             <w:tcMar>
               <w:top w:w="85" w:type="dxa"/>
               <w:bottom w:w="85" w:type="dxa"/>
@@ -726,13 +726,13 @@
         <w:tc>
           <w:tcPr>
             <w:tcW w:type="dxa" w:w="3452"/>
-            <w:shd w:fill="FFFFFF"/>
             <w:tcBorders>
               <w:top w:val="single" w:sz="4" w:color="D9D9D9"/>
               <w:bottom w:val="single" w:sz="4" w:color="D9D9D9"/>
               <w:left w:val="single" w:sz="4" w:color="D9D9D9"/>
               <w:right w:val="single" w:sz="4" w:color="D9D9D9"/>
             </w:tcBorders>
+            <w:shd w:fill="FFFFFF"/>
             <w:tcMar>
               <w:top w:w="85" w:type="dxa"/>
               <w:bottom w:w="85" w:type="dxa"/>
@@ -757,13 +757,13 @@
         <w:tc>
           <w:tcPr>
             <w:tcW w:type="dxa" w:w="1218"/>
-            <w:shd w:fill="FFFFFF"/>
             <w:tcBorders>
               <w:top w:val="single" w:sz="4" w:color="D9D9D9"/>
               <w:bottom w:val="single" w:sz="4" w:color="D9D9D9"/>
               <w:left w:val="single" w:sz="4" w:color="D9D9D9"/>
               <w:right w:val="single" w:sz="4" w:color="D9D9D9"/>
             </w:tcBorders>
+            <w:shd w:fill="FFFFFF"/>
             <w:tcMar>
               <w:top w:w="85" w:type="dxa"/>
               <w:bottom w:w="85" w:type="dxa"/>
@@ -788,13 +788,13 @@
         <w:tc>
           <w:tcPr>
             <w:tcW w:type="dxa" w:w="5482"/>
-            <w:shd w:fill="FFFFFF"/>
             <w:tcBorders>
               <w:top w:val="single" w:sz="4" w:color="D9D9D9"/>
               <w:bottom w:val="single" w:sz="4" w:color="D9D9D9"/>
               <w:left w:val="single" w:sz="4" w:color="D9D9D9"/>
               <w:right w:val="single" w:sz="4" w:color="D9D9D9"/>
             </w:tcBorders>
+            <w:shd w:fill="FFFFFF"/>
             <w:tcMar>
               <w:top w:w="85" w:type="dxa"/>
               <w:bottom w:w="85" w:type="dxa"/>
@@ -883,13 +883,13 @@
         <w:tc>
           <w:tcPr>
             <w:tcW w:type="dxa" w:w="3452"/>
-            <w:shd w:fill="142D40"/>
             <w:tcBorders>
               <w:top w:val="single" w:sz="4" w:color="D9D9D9"/>
               <w:bottom w:val="single" w:sz="4" w:color="D9D9D9"/>
               <w:left w:val="single" w:sz="4" w:color="D9D9D9"/>
               <w:right w:val="single" w:sz="4" w:color="D9D9D9"/>
             </w:tcBorders>
+            <w:shd w:fill="142D40"/>
             <w:tcMar>
               <w:top w:w="85" w:type="dxa"/>
               <w:bottom w:w="85" w:type="dxa"/>
@@ -914,13 +914,13 @@
         <w:tc>
           <w:tcPr>
             <w:tcW w:type="dxa" w:w="2843"/>
-            <w:shd w:fill="142D40"/>
             <w:tcBorders>
               <w:top w:val="single" w:sz="4" w:color="D9D9D9"/>
               <w:bottom w:val="single" w:sz="4" w:color="D9D9D9"/>
               <w:left w:val="single" w:sz="4" w:color="D9D9D9"/>
               <w:right w:val="single" w:sz="4" w:color="D9D9D9"/>
             </w:tcBorders>
+            <w:shd w:fill="142D40"/>
             <w:tcMar>
               <w:top w:w="85" w:type="dxa"/>
               <w:bottom w:w="85" w:type="dxa"/>
@@ -945,13 +945,13 @@
         <w:tc>
           <w:tcPr>
             <w:tcW w:type="dxa" w:w="3858"/>
-            <w:shd w:fill="142D40"/>
             <w:tcBorders>
               <w:top w:val="single" w:sz="4" w:color="D9D9D9"/>
               <w:bottom w:val="single" w:sz="4" w:color="D9D9D9"/>
               <w:left w:val="single" w:sz="4" w:color="D9D9D9"/>
               <w:right w:val="single" w:sz="4" w:color="D9D9D9"/>
             </w:tcBorders>
+            <w:shd w:fill="142D40"/>
             <w:tcMar>
               <w:top w:w="85" w:type="dxa"/>
               <w:bottom w:w="85" w:type="dxa"/>
@@ -978,13 +978,13 @@
         <w:tc>
           <w:tcPr>
             <w:tcW w:type="dxa" w:w="3452"/>
-            <w:shd w:fill="FFFFFF"/>
             <w:tcBorders>
               <w:top w:val="single" w:sz="4" w:color="D9D9D9"/>
               <w:bottom w:val="single" w:sz="4" w:color="D9D9D9"/>
               <w:left w:val="single" w:sz="4" w:color="D9D9D9"/>
               <w:right w:val="single" w:sz="4" w:color="D9D9D9"/>
             </w:tcBorders>
+            <w:shd w:fill="FFFFFF"/>
             <w:tcMar>
               <w:top w:w="85" w:type="dxa"/>
               <w:bottom w:w="85" w:type="dxa"/>
@@ -1009,13 +1009,13 @@
         <w:tc>
           <w:tcPr>
             <w:tcW w:type="dxa" w:w="2843"/>
-            <w:shd w:fill="FFFFFF"/>
             <w:tcBorders>
               <w:top w:val="single" w:sz="4" w:color="D9D9D9"/>
               <w:bottom w:val="single" w:sz="4" w:color="D9D9D9"/>
               <w:left w:val="single" w:sz="4" w:color="D9D9D9"/>
               <w:right w:val="single" w:sz="4" w:color="D9D9D9"/>
             </w:tcBorders>
+            <w:shd w:fill="FFFFFF"/>
             <w:tcMar>
               <w:top w:w="85" w:type="dxa"/>
               <w:bottom w:w="85" w:type="dxa"/>
@@ -1040,13 +1040,13 @@
         <w:tc>
           <w:tcPr>
             <w:tcW w:type="dxa" w:w="3858"/>
-            <w:shd w:fill="FFFFFF"/>
             <w:tcBorders>
               <w:top w:val="single" w:sz="4" w:color="D9D9D9"/>
               <w:bottom w:val="single" w:sz="4" w:color="D9D9D9"/>
               <w:left w:val="single" w:sz="4" w:color="D9D9D9"/>
               <w:right w:val="single" w:sz="4" w:color="D9D9D9"/>
             </w:tcBorders>
+            <w:shd w:fill="FFFFFF"/>
             <w:tcMar>
               <w:top w:w="85" w:type="dxa"/>
               <w:bottom w:w="85" w:type="dxa"/>
@@ -1073,13 +1073,13 @@
         <w:tc>
           <w:tcPr>
             <w:tcW w:type="dxa" w:w="3452"/>
-            <w:shd w:fill="F1F5F7"/>
             <w:tcBorders>
               <w:top w:val="single" w:sz="4" w:color="D9D9D9"/>
               <w:bottom w:val="single" w:sz="4" w:color="D9D9D9"/>
               <w:left w:val="single" w:sz="4" w:color="D9D9D9"/>
               <w:right w:val="single" w:sz="4" w:color="D9D9D9"/>
             </w:tcBorders>
+            <w:shd w:fill="F1F5F7"/>
             <w:tcMar>
               <w:top w:w="85" w:type="dxa"/>
               <w:bottom w:w="85" w:type="dxa"/>
@@ -1104,13 +1104,13 @@
         <w:tc>
           <w:tcPr>
             <w:tcW w:type="dxa" w:w="2843"/>
-            <w:shd w:fill="F1F5F7"/>
             <w:tcBorders>
               <w:top w:val="single" w:sz="4" w:color="D9D9D9"/>
               <w:bottom w:val="single" w:sz="4" w:color="D9D9D9"/>
               <w:left w:val="single" w:sz="4" w:color="D9D9D9"/>
               <w:right w:val="single" w:sz="4" w:color="D9D9D9"/>
             </w:tcBorders>
+            <w:shd w:fill="F1F5F7"/>
             <w:tcMar>
               <w:top w:w="85" w:type="dxa"/>
               <w:bottom w:w="85" w:type="dxa"/>
@@ -1135,13 +1135,13 @@
         <w:tc>
           <w:tcPr>
             <w:tcW w:type="dxa" w:w="3858"/>
-            <w:shd w:fill="F1F5F7"/>
             <w:tcBorders>
               <w:top w:val="single" w:sz="4" w:color="D9D9D9"/>
               <w:bottom w:val="single" w:sz="4" w:color="D9D9D9"/>
               <w:left w:val="single" w:sz="4" w:color="D9D9D9"/>
               <w:right w:val="single" w:sz="4" w:color="D9D9D9"/>
             </w:tcBorders>
+            <w:shd w:fill="F1F5F7"/>
             <w:tcMar>
               <w:top w:w="85" w:type="dxa"/>
               <w:bottom w:w="85" w:type="dxa"/>
@@ -1168,13 +1168,13 @@
         <w:tc>
           <w:tcPr>
             <w:tcW w:type="dxa" w:w="3452"/>
-            <w:shd w:fill="FFFFFF"/>
             <w:tcBorders>
               <w:top w:val="single" w:sz="4" w:color="D9D9D9"/>
               <w:bottom w:val="single" w:sz="4" w:color="D9D9D9"/>
               <w:left w:val="single" w:sz="4" w:color="D9D9D9"/>
               <w:right w:val="single" w:sz="4" w:color="D9D9D9"/>
             </w:tcBorders>
+            <w:shd w:fill="FFFFFF"/>
             <w:tcMar>
               <w:top w:w="85" w:type="dxa"/>
               <w:bottom w:w="85" w:type="dxa"/>
@@ -1199,13 +1199,13 @@
         <w:tc>
           <w:tcPr>
             <w:tcW w:type="dxa" w:w="2843"/>
-            <w:shd w:fill="FFFFFF"/>
             <w:tcBorders>
               <w:top w:val="single" w:sz="4" w:color="D9D9D9"/>
               <w:bottom w:val="single" w:sz="4" w:color="D9D9D9"/>
               <w:left w:val="single" w:sz="4" w:color="D9D9D9"/>
               <w:right w:val="single" w:sz="4" w:color="D9D9D9"/>
             </w:tcBorders>
+            <w:shd w:fill="FFFFFF"/>
             <w:tcMar>
               <w:top w:w="85" w:type="dxa"/>
               <w:bottom w:w="85" w:type="dxa"/>
@@ -1230,13 +1230,13 @@
         <w:tc>
           <w:tcPr>
             <w:tcW w:type="dxa" w:w="3858"/>
-            <w:shd w:fill="FFFFFF"/>
             <w:tcBorders>
               <w:top w:val="single" w:sz="4" w:color="D9D9D9"/>
               <w:bottom w:val="single" w:sz="4" w:color="D9D9D9"/>
               <w:left w:val="single" w:sz="4" w:color="D9D9D9"/>
               <w:right w:val="single" w:sz="4" w:color="D9D9D9"/>
             </w:tcBorders>
+            <w:shd w:fill="FFFFFF"/>
             <w:tcMar>
               <w:top w:w="85" w:type="dxa"/>
               <w:bottom w:w="85" w:type="dxa"/>
@@ -1263,13 +1263,13 @@
         <w:tc>
           <w:tcPr>
             <w:tcW w:type="dxa" w:w="3452"/>
-            <w:shd w:fill="F1F5F7"/>
             <w:tcBorders>
               <w:top w:val="single" w:sz="4" w:color="D9D9D9"/>
               <w:bottom w:val="single" w:sz="4" w:color="D9D9D9"/>
               <w:left w:val="single" w:sz="4" w:color="D9D9D9"/>
               <w:right w:val="single" w:sz="4" w:color="D9D9D9"/>
             </w:tcBorders>
+            <w:shd w:fill="F1F5F7"/>
             <w:tcMar>
               <w:top w:w="85" w:type="dxa"/>
               <w:bottom w:w="85" w:type="dxa"/>
@@ -1294,13 +1294,13 @@
         <w:tc>
           <w:tcPr>
             <w:tcW w:type="dxa" w:w="2843"/>
-            <w:shd w:fill="F1F5F7"/>
             <w:tcBorders>
               <w:top w:val="single" w:sz="4" w:color="D9D9D9"/>
               <w:bottom w:val="single" w:sz="4" w:color="D9D9D9"/>
               <w:left w:val="single" w:sz="4" w:color="D9D9D9"/>
               <w:right w:val="single" w:sz="4" w:color="D9D9D9"/>
             </w:tcBorders>
+            <w:shd w:fill="F1F5F7"/>
             <w:tcMar>
               <w:top w:w="85" w:type="dxa"/>
               <w:bottom w:w="85" w:type="dxa"/>
@@ -1325,13 +1325,13 @@
         <w:tc>
           <w:tcPr>
             <w:tcW w:type="dxa" w:w="3858"/>
-            <w:shd w:fill="F1F5F7"/>
             <w:tcBorders>
               <w:top w:val="single" w:sz="4" w:color="D9D9D9"/>
               <w:bottom w:val="single" w:sz="4" w:color="D9D9D9"/>
               <w:left w:val="single" w:sz="4" w:color="D9D9D9"/>
               <w:right w:val="single" w:sz="4" w:color="D9D9D9"/>
             </w:tcBorders>
+            <w:shd w:fill="F1F5F7"/>
             <w:tcMar>
               <w:top w:w="85" w:type="dxa"/>
               <w:bottom w:w="85" w:type="dxa"/>
@@ -1417,13 +1417,13 @@
         <w:tc>
           <w:tcPr>
             <w:tcW w:type="dxa" w:w="4670"/>
-            <w:shd w:fill="142D40"/>
             <w:tcBorders>
               <w:top w:val="single" w:sz="4" w:color="D9D9D9"/>
               <w:bottom w:val="single" w:sz="4" w:color="D9D9D9"/>
               <w:left w:val="single" w:sz="4" w:color="D9D9D9"/>
               <w:right w:val="single" w:sz="4" w:color="D9D9D9"/>
             </w:tcBorders>
+            <w:shd w:fill="142D40"/>
             <w:tcMar>
               <w:top w:w="85" w:type="dxa"/>
               <w:bottom w:w="85" w:type="dxa"/>
@@ -1448,13 +1448,13 @@
         <w:tc>
           <w:tcPr>
             <w:tcW w:type="dxa" w:w="1827"/>
-            <w:shd w:fill="142D40"/>
             <w:tcBorders>
               <w:top w:val="single" w:sz="4" w:color="D9D9D9"/>
               <w:bottom w:val="single" w:sz="4" w:color="D9D9D9"/>
               <w:left w:val="single" w:sz="4" w:color="D9D9D9"/>
               <w:right w:val="single" w:sz="4" w:color="D9D9D9"/>
             </w:tcBorders>
+            <w:shd w:fill="142D40"/>
             <w:tcMar>
               <w:top w:w="85" w:type="dxa"/>
               <w:bottom w:w="85" w:type="dxa"/>
@@ -1479,13 +1479,13 @@
         <w:tc>
           <w:tcPr>
             <w:tcW w:type="dxa" w:w="1827"/>
-            <w:shd w:fill="142D40"/>
             <w:tcBorders>
               <w:top w:val="single" w:sz="4" w:color="D9D9D9"/>
               <w:bottom w:val="single" w:sz="4" w:color="D9D9D9"/>
               <w:left w:val="single" w:sz="4" w:color="D9D9D9"/>
               <w:right w:val="single" w:sz="4" w:color="D9D9D9"/>
             </w:tcBorders>
+            <w:shd w:fill="142D40"/>
             <w:tcMar>
               <w:top w:w="85" w:type="dxa"/>
               <w:bottom w:w="85" w:type="dxa"/>
@@ -1510,13 +1510,13 @@
         <w:tc>
           <w:tcPr>
             <w:tcW w:type="dxa" w:w="1827"/>
-            <w:shd w:fill="142D40"/>
             <w:tcBorders>
               <w:top w:val="single" w:sz="4" w:color="D9D9D9"/>
               <w:bottom w:val="single" w:sz="4" w:color="D9D9D9"/>
               <w:left w:val="single" w:sz="4" w:color="D9D9D9"/>
               <w:right w:val="single" w:sz="4" w:color="D9D9D9"/>
             </w:tcBorders>
+            <w:shd w:fill="142D40"/>
             <w:tcMar>
               <w:top w:w="85" w:type="dxa"/>
               <w:bottom w:w="85" w:type="dxa"/>
@@ -1543,13 +1543,13 @@
         <w:tc>
           <w:tcPr>
             <w:tcW w:type="dxa" w:w="4670"/>
-            <w:shd w:fill="FFFFFF"/>
             <w:tcBorders>
               <w:top w:val="single" w:sz="4" w:color="D9D9D9"/>
               <w:bottom w:val="single" w:sz="4" w:color="D9D9D9"/>
               <w:left w:val="single" w:sz="4" w:color="D9D9D9"/>
               <w:right w:val="single" w:sz="4" w:color="D9D9D9"/>
             </w:tcBorders>
+            <w:shd w:fill="FFFFFF"/>
             <w:tcMar>
               <w:top w:w="85" w:type="dxa"/>
               <w:bottom w:w="85" w:type="dxa"/>
@@ -1574,13 +1574,13 @@
         <w:tc>
           <w:tcPr>
             <w:tcW w:type="dxa" w:w="1827"/>
-            <w:shd w:fill="FFFFFF"/>
             <w:tcBorders>
               <w:top w:val="single" w:sz="4" w:color="D9D9D9"/>
               <w:bottom w:val="single" w:sz="4" w:color="D9D9D9"/>
               <w:left w:val="single" w:sz="4" w:color="D9D9D9"/>
               <w:right w:val="single" w:sz="4" w:color="D9D9D9"/>
             </w:tcBorders>
+            <w:shd w:fill="FFFFFF"/>
             <w:tcMar>
               <w:top w:w="85" w:type="dxa"/>
               <w:bottom w:w="85" w:type="dxa"/>
@@ -1605,13 +1605,13 @@
         <w:tc>
           <w:tcPr>
             <w:tcW w:type="dxa" w:w="1827"/>
-            <w:shd w:fill="FFFFFF"/>
             <w:tcBorders>
               <w:top w:val="single" w:sz="4" w:color="D9D9D9"/>
               <w:bottom w:val="single" w:sz="4" w:color="D9D9D9"/>
               <w:left w:val="single" w:sz="4" w:color="D9D9D9"/>
               <w:right w:val="single" w:sz="4" w:color="D9D9D9"/>
             </w:tcBorders>
+            <w:shd w:fill="FFFFFF"/>
             <w:tcMar>
               <w:top w:w="85" w:type="dxa"/>
               <w:bottom w:w="85" w:type="dxa"/>
@@ -1636,13 +1636,13 @@
         <w:tc>
           <w:tcPr>
             <w:tcW w:type="dxa" w:w="1827"/>
-            <w:shd w:fill="FFFFFF"/>
             <w:tcBorders>
               <w:top w:val="single" w:sz="4" w:color="D9D9D9"/>
               <w:bottom w:val="single" w:sz="4" w:color="D9D9D9"/>
               <w:left w:val="single" w:sz="4" w:color="D9D9D9"/>
               <w:right w:val="single" w:sz="4" w:color="D9D9D9"/>
             </w:tcBorders>
+            <w:shd w:fill="FFFFFF"/>
             <w:tcMar>
               <w:top w:w="85" w:type="dxa"/>
               <w:bottom w:w="85" w:type="dxa"/>
@@ -1669,13 +1669,13 @@
         <w:tc>
           <w:tcPr>
             <w:tcW w:type="dxa" w:w="4670"/>
-            <w:shd w:fill="F1F5F7"/>
             <w:tcBorders>
               <w:top w:val="single" w:sz="4" w:color="D9D9D9"/>
               <w:bottom w:val="single" w:sz="4" w:color="D9D9D9"/>
               <w:left w:val="single" w:sz="4" w:color="D9D9D9"/>
               <w:right w:val="single" w:sz="4" w:color="D9D9D9"/>
             </w:tcBorders>
+            <w:shd w:fill="F1F5F7"/>
             <w:tcMar>
               <w:top w:w="85" w:type="dxa"/>
               <w:bottom w:w="85" w:type="dxa"/>
@@ -1700,13 +1700,13 @@
         <w:tc>
           <w:tcPr>
             <w:tcW w:type="dxa" w:w="1827"/>
-            <w:shd w:fill="F1F5F7"/>
             <w:tcBorders>
               <w:top w:val="single" w:sz="4" w:color="D9D9D9"/>
               <w:bottom w:val="single" w:sz="4" w:color="D9D9D9"/>
               <w:left w:val="single" w:sz="4" w:color="D9D9D9"/>
               <w:right w:val="single" w:sz="4" w:color="D9D9D9"/>
             </w:tcBorders>
+            <w:shd w:fill="F1F5F7"/>
             <w:tcMar>
               <w:top w:w="85" w:type="dxa"/>
               <w:bottom w:w="85" w:type="dxa"/>
@@ -1731,13 +1731,13 @@
         <w:tc>
           <w:tcPr>
             <w:tcW w:type="dxa" w:w="1827"/>
-            <w:shd w:fill="F1F5F7"/>
             <w:tcBorders>
               <w:top w:val="single" w:sz="4" w:color="D9D9D9"/>
               <w:bottom w:val="single" w:sz="4" w:color="D9D9D9"/>
               <w:left w:val="single" w:sz="4" w:color="D9D9D9"/>
               <w:right w:val="single" w:sz="4" w:color="D9D9D9"/>
             </w:tcBorders>
+            <w:shd w:fill="F1F5F7"/>
             <w:tcMar>
               <w:top w:w="85" w:type="dxa"/>
               <w:bottom w:w="85" w:type="dxa"/>
@@ -1762,13 +1762,13 @@
         <w:tc>
           <w:tcPr>
             <w:tcW w:type="dxa" w:w="1827"/>
-            <w:shd w:fill="F1F5F7"/>
             <w:tcBorders>
               <w:top w:val="single" w:sz="4" w:color="D9D9D9"/>
               <w:bottom w:val="single" w:sz="4" w:color="D9D9D9"/>
               <w:left w:val="single" w:sz="4" w:color="D9D9D9"/>
               <w:right w:val="single" w:sz="4" w:color="D9D9D9"/>
             </w:tcBorders>
+            <w:shd w:fill="F1F5F7"/>
             <w:tcMar>
               <w:top w:w="85" w:type="dxa"/>
               <w:bottom w:w="85" w:type="dxa"/>
@@ -1795,13 +1795,13 @@
         <w:tc>
           <w:tcPr>
             <w:tcW w:type="dxa" w:w="4670"/>
-            <w:shd w:fill="FFFFFF"/>
             <w:tcBorders>
               <w:top w:val="single" w:sz="4" w:color="D9D9D9"/>
               <w:bottom w:val="single" w:sz="4" w:color="D9D9D9"/>
               <w:left w:val="single" w:sz="4" w:color="D9D9D9"/>
               <w:right w:val="single" w:sz="4" w:color="D9D9D9"/>
             </w:tcBorders>
+            <w:shd w:fill="FFFFFF"/>
             <w:tcMar>
               <w:top w:w="85" w:type="dxa"/>
               <w:bottom w:w="85" w:type="dxa"/>
@@ -1826,13 +1826,13 @@
         <w:tc>
           <w:tcPr>
             <w:tcW w:type="dxa" w:w="1827"/>
-            <w:shd w:fill="FFFFFF"/>
             <w:tcBorders>
               <w:top w:val="single" w:sz="4" w:color="D9D9D9"/>
               <w:bottom w:val="single" w:sz="4" w:color="D9D9D9"/>
               <w:left w:val="single" w:sz="4" w:color="D9D9D9"/>
               <w:right w:val="single" w:sz="4" w:color="D9D9D9"/>
             </w:tcBorders>
+            <w:shd w:fill="FFFFFF"/>
             <w:tcMar>
               <w:top w:w="85" w:type="dxa"/>
               <w:bottom w:w="85" w:type="dxa"/>
@@ -1857,13 +1857,13 @@
         <w:tc>
           <w:tcPr>
             <w:tcW w:type="dxa" w:w="1827"/>
-            <w:shd w:fill="FFFFFF"/>
             <w:tcBorders>
               <w:top w:val="single" w:sz="4" w:color="D9D9D9"/>
               <w:bottom w:val="single" w:sz="4" w:color="D9D9D9"/>
               <w:left w:val="single" w:sz="4" w:color="D9D9D9"/>
               <w:right w:val="single" w:sz="4" w:color="D9D9D9"/>
             </w:tcBorders>
+            <w:shd w:fill="FFFFFF"/>
             <w:tcMar>
               <w:top w:w="85" w:type="dxa"/>
               <w:bottom w:w="85" w:type="dxa"/>
@@ -1888,13 +1888,13 @@
         <w:tc>
           <w:tcPr>
             <w:tcW w:type="dxa" w:w="1827"/>
-            <w:shd w:fill="FFFFFF"/>
             <w:tcBorders>
               <w:top w:val="single" w:sz="4" w:color="D9D9D9"/>
               <w:bottom w:val="single" w:sz="4" w:color="D9D9D9"/>
               <w:left w:val="single" w:sz="4" w:color="D9D9D9"/>
               <w:right w:val="single" w:sz="4" w:color="D9D9D9"/>
             </w:tcBorders>
+            <w:shd w:fill="FFFFFF"/>
             <w:tcMar>
               <w:top w:w="85" w:type="dxa"/>
               <w:bottom w:w="85" w:type="dxa"/>
@@ -1921,13 +1921,13 @@
         <w:tc>
           <w:tcPr>
             <w:tcW w:type="dxa" w:w="4670"/>
-            <w:shd w:fill="F1F5F7"/>
             <w:tcBorders>
               <w:top w:val="single" w:sz="4" w:color="D9D9D9"/>
               <w:bottom w:val="single" w:sz="4" w:color="D9D9D9"/>
               <w:left w:val="single" w:sz="4" w:color="D9D9D9"/>
               <w:right w:val="single" w:sz="4" w:color="D9D9D9"/>
             </w:tcBorders>
+            <w:shd w:fill="F1F5F7"/>
             <w:tcMar>
               <w:top w:w="85" w:type="dxa"/>
               <w:bottom w:w="85" w:type="dxa"/>
@@ -1952,13 +1952,13 @@
         <w:tc>
           <w:tcPr>
             <w:tcW w:type="dxa" w:w="1827"/>
-            <w:shd w:fill="F1F5F7"/>
             <w:tcBorders>
               <w:top w:val="single" w:sz="4" w:color="D9D9D9"/>
               <w:bottom w:val="single" w:sz="4" w:color="D9D9D9"/>
               <w:left w:val="single" w:sz="4" w:color="D9D9D9"/>
               <w:right w:val="single" w:sz="4" w:color="D9D9D9"/>
             </w:tcBorders>
+            <w:shd w:fill="F1F5F7"/>
             <w:tcMar>
               <w:top w:w="85" w:type="dxa"/>
               <w:bottom w:w="85" w:type="dxa"/>
@@ -1983,13 +1983,13 @@
         <w:tc>
           <w:tcPr>
             <w:tcW w:type="dxa" w:w="1827"/>
-            <w:shd w:fill="F1F5F7"/>
             <w:tcBorders>
               <w:top w:val="single" w:sz="4" w:color="D9D9D9"/>
               <w:bottom w:val="single" w:sz="4" w:color="D9D9D9"/>
               <w:left w:val="single" w:sz="4" w:color="D9D9D9"/>
               <w:right w:val="single" w:sz="4" w:color="D9D9D9"/>
             </w:tcBorders>
+            <w:shd w:fill="F1F5F7"/>
             <w:tcMar>
               <w:top w:w="85" w:type="dxa"/>
               <w:bottom w:w="85" w:type="dxa"/>
@@ -2014,13 +2014,13 @@
         <w:tc>
           <w:tcPr>
             <w:tcW w:type="dxa" w:w="1827"/>
-            <w:shd w:fill="F1F5F7"/>
             <w:tcBorders>
               <w:top w:val="single" w:sz="4" w:color="D9D9D9"/>
               <w:bottom w:val="single" w:sz="4" w:color="D9D9D9"/>
               <w:left w:val="single" w:sz="4" w:color="D9D9D9"/>
               <w:right w:val="single" w:sz="4" w:color="D9D9D9"/>
             </w:tcBorders>
+            <w:shd w:fill="F1F5F7"/>
             <w:tcMar>
               <w:top w:w="85" w:type="dxa"/>
               <w:bottom w:w="85" w:type="dxa"/>
@@ -2047,13 +2047,13 @@
         <w:tc>
           <w:tcPr>
             <w:tcW w:type="dxa" w:w="4670"/>
-            <w:shd w:fill="FFFFFF"/>
             <w:tcBorders>
               <w:top w:val="single" w:sz="4" w:color="D9D9D9"/>
               <w:bottom w:val="single" w:sz="4" w:color="D9D9D9"/>
               <w:left w:val="single" w:sz="4" w:color="D9D9D9"/>
               <w:right w:val="single" w:sz="4" w:color="D9D9D9"/>
             </w:tcBorders>
+            <w:shd w:fill="FFFFFF"/>
             <w:tcMar>
               <w:top w:w="85" w:type="dxa"/>
               <w:bottom w:w="85" w:type="dxa"/>
@@ -2078,13 +2078,13 @@
         <w:tc>
           <w:tcPr>
             <w:tcW w:type="dxa" w:w="1827"/>
-            <w:shd w:fill="FFFFFF"/>
             <w:tcBorders>
               <w:top w:val="single" w:sz="4" w:color="D9D9D9"/>
               <w:bottom w:val="single" w:sz="4" w:color="D9D9D9"/>
               <w:left w:val="single" w:sz="4" w:color="D9D9D9"/>
               <w:right w:val="single" w:sz="4" w:color="D9D9D9"/>
             </w:tcBorders>
+            <w:shd w:fill="FFFFFF"/>
             <w:tcMar>
               <w:top w:w="85" w:type="dxa"/>
               <w:bottom w:w="85" w:type="dxa"/>
@@ -2109,13 +2109,13 @@
         <w:tc>
           <w:tcPr>
             <w:tcW w:type="dxa" w:w="1827"/>
-            <w:shd w:fill="FFFFFF"/>
             <w:tcBorders>
               <w:top w:val="single" w:sz="4" w:color="D9D9D9"/>
               <w:bottom w:val="single" w:sz="4" w:color="D9D9D9"/>
               <w:left w:val="single" w:sz="4" w:color="D9D9D9"/>
               <w:right w:val="single" w:sz="4" w:color="D9D9D9"/>
             </w:tcBorders>
+            <w:shd w:fill="FFFFFF"/>
             <w:tcMar>
               <w:top w:w="85" w:type="dxa"/>
               <w:bottom w:w="85" w:type="dxa"/>
@@ -2140,13 +2140,13 @@
         <w:tc>
           <w:tcPr>
             <w:tcW w:type="dxa" w:w="1827"/>
-            <w:shd w:fill="FFFFFF"/>
             <w:tcBorders>
               <w:top w:val="single" w:sz="4" w:color="D9D9D9"/>
               <w:bottom w:val="single" w:sz="4" w:color="D9D9D9"/>
               <w:left w:val="single" w:sz="4" w:color="D9D9D9"/>
               <w:right w:val="single" w:sz="4" w:color="D9D9D9"/>
             </w:tcBorders>
+            <w:shd w:fill="FFFFFF"/>
             <w:tcMar>
               <w:top w:w="85" w:type="dxa"/>
               <w:bottom w:w="85" w:type="dxa"/>
@@ -2173,13 +2173,13 @@
         <w:tc>
           <w:tcPr>
             <w:tcW w:type="dxa" w:w="4670"/>
-            <w:shd w:fill="F1F5F7"/>
             <w:tcBorders>
               <w:top w:val="single" w:sz="4" w:color="D9D9D9"/>
               <w:bottom w:val="single" w:sz="4" w:color="D9D9D9"/>
               <w:left w:val="single" w:sz="4" w:color="D9D9D9"/>
               <w:right w:val="single" w:sz="4" w:color="D9D9D9"/>
             </w:tcBorders>
+            <w:shd w:fill="F1F5F7"/>
             <w:tcMar>
               <w:top w:w="85" w:type="dxa"/>
               <w:bottom w:w="85" w:type="dxa"/>
@@ -2204,13 +2204,13 @@
         <w:tc>
           <w:tcPr>
             <w:tcW w:type="dxa" w:w="1827"/>
-            <w:shd w:fill="F1F5F7"/>
             <w:tcBorders>
               <w:top w:val="single" w:sz="4" w:color="D9D9D9"/>
               <w:bottom w:val="single" w:sz="4" w:color="D9D9D9"/>
               <w:left w:val="single" w:sz="4" w:color="D9D9D9"/>
               <w:right w:val="single" w:sz="4" w:color="D9D9D9"/>
             </w:tcBorders>
+            <w:shd w:fill="F1F5F7"/>
             <w:tcMar>
               <w:top w:w="85" w:type="dxa"/>
               <w:bottom w:w="85" w:type="dxa"/>
@@ -2235,13 +2235,13 @@
         <w:tc>
           <w:tcPr>
             <w:tcW w:type="dxa" w:w="1827"/>
-            <w:shd w:fill="F1F5F7"/>
             <w:tcBorders>
               <w:top w:val="single" w:sz="4" w:color="D9D9D9"/>
               <w:bottom w:val="single" w:sz="4" w:color="D9D9D9"/>
               <w:left w:val="single" w:sz="4" w:color="D9D9D9"/>
               <w:right w:val="single" w:sz="4" w:color="D9D9D9"/>
             </w:tcBorders>
+            <w:shd w:fill="F1F5F7"/>
             <w:tcMar>
               <w:top w:w="85" w:type="dxa"/>
               <w:bottom w:w="85" w:type="dxa"/>
@@ -2266,13 +2266,13 @@
         <w:tc>
           <w:tcPr>
             <w:tcW w:type="dxa" w:w="1827"/>
-            <w:shd w:fill="F1F5F7"/>
             <w:tcBorders>
               <w:top w:val="single" w:sz="4" w:color="D9D9D9"/>
               <w:bottom w:val="single" w:sz="4" w:color="D9D9D9"/>
               <w:left w:val="single" w:sz="4" w:color="D9D9D9"/>
               <w:right w:val="single" w:sz="4" w:color="D9D9D9"/>
             </w:tcBorders>
+            <w:shd w:fill="F1F5F7"/>
             <w:tcMar>
               <w:top w:w="85" w:type="dxa"/>
               <w:bottom w:w="85" w:type="dxa"/>
@@ -2299,13 +2299,13 @@
         <w:tc>
           <w:tcPr>
             <w:tcW w:type="dxa" w:w="4670"/>
-            <w:shd w:fill="FFFFFF"/>
             <w:tcBorders>
               <w:top w:val="single" w:sz="4" w:color="D9D9D9"/>
               <w:bottom w:val="single" w:sz="4" w:color="D9D9D9"/>
               <w:left w:val="single" w:sz="4" w:color="D9D9D9"/>
               <w:right w:val="single" w:sz="4" w:color="D9D9D9"/>
             </w:tcBorders>
+            <w:shd w:fill="FFFFFF"/>
             <w:tcMar>
               <w:top w:w="85" w:type="dxa"/>
               <w:bottom w:w="85" w:type="dxa"/>
@@ -2330,13 +2330,13 @@
         <w:tc>
           <w:tcPr>
             <w:tcW w:type="dxa" w:w="1827"/>
-            <w:shd w:fill="FFFFFF"/>
             <w:tcBorders>
               <w:top w:val="single" w:sz="4" w:color="D9D9D9"/>
               <w:bottom w:val="single" w:sz="4" w:color="D9D9D9"/>
               <w:left w:val="single" w:sz="4" w:color="D9D9D9"/>
               <w:right w:val="single" w:sz="4" w:color="D9D9D9"/>
             </w:tcBorders>
+            <w:shd w:fill="FFFFFF"/>
             <w:tcMar>
               <w:top w:w="85" w:type="dxa"/>
               <w:bottom w:w="85" w:type="dxa"/>
@@ -2361,13 +2361,13 @@
         <w:tc>
           <w:tcPr>
             <w:tcW w:type="dxa" w:w="1827"/>
-            <w:shd w:fill="FFFFFF"/>
             <w:tcBorders>
               <w:top w:val="single" w:sz="4" w:color="D9D9D9"/>
               <w:bottom w:val="single" w:sz="4" w:color="D9D9D9"/>
               <w:left w:val="single" w:sz="4" w:color="D9D9D9"/>
               <w:right w:val="single" w:sz="4" w:color="D9D9D9"/>
             </w:tcBorders>
+            <w:shd w:fill="FFFFFF"/>
             <w:tcMar>
               <w:top w:w="85" w:type="dxa"/>
               <w:bottom w:w="85" w:type="dxa"/>
@@ -2392,13 +2392,13 @@
         <w:tc>
           <w:tcPr>
             <w:tcW w:type="dxa" w:w="1827"/>
-            <w:shd w:fill="FFFFFF"/>
             <w:tcBorders>
               <w:top w:val="single" w:sz="4" w:color="D9D9D9"/>
               <w:bottom w:val="single" w:sz="4" w:color="D9D9D9"/>
               <w:left w:val="single" w:sz="4" w:color="D9D9D9"/>
               <w:right w:val="single" w:sz="4" w:color="D9D9D9"/>
             </w:tcBorders>
+            <w:shd w:fill="FFFFFF"/>
             <w:tcMar>
               <w:top w:w="85" w:type="dxa"/>
               <w:bottom w:w="85" w:type="dxa"/>
@@ -2460,13 +2460,13 @@
         <w:tc>
           <w:tcPr>
             <w:tcW w:type="dxa" w:w="3858"/>
-            <w:shd w:fill="142D40"/>
             <w:tcBorders>
               <w:top w:val="single" w:sz="4" w:color="D9D9D9"/>
               <w:bottom w:val="single" w:sz="4" w:color="D9D9D9"/>
               <w:left w:val="single" w:sz="4" w:color="D9D9D9"/>
               <w:right w:val="single" w:sz="4" w:color="D9D9D9"/>
             </w:tcBorders>
+            <w:shd w:fill="142D40"/>
             <w:tcMar>
               <w:top w:w="85" w:type="dxa"/>
               <w:bottom w:w="85" w:type="dxa"/>
@@ -2491,13 +2491,13 @@
         <w:tc>
           <w:tcPr>
             <w:tcW w:type="dxa" w:w="2030"/>
-            <w:shd w:fill="142D40"/>
             <w:tcBorders>
               <w:top w:val="single" w:sz="4" w:color="D9D9D9"/>
               <w:bottom w:val="single" w:sz="4" w:color="D9D9D9"/>
               <w:left w:val="single" w:sz="4" w:color="D9D9D9"/>
               <w:right w:val="single" w:sz="4" w:color="D9D9D9"/>
             </w:tcBorders>
+            <w:shd w:fill="142D40"/>
             <w:tcMar>
               <w:top w:w="85" w:type="dxa"/>
               <w:bottom w:w="85" w:type="dxa"/>
@@ -2522,13 +2522,13 @@
         <w:tc>
           <w:tcPr>
             <w:tcW w:type="dxa" w:w="4264"/>
-            <w:shd w:fill="142D40"/>
             <w:tcBorders>
               <w:top w:val="single" w:sz="4" w:color="D9D9D9"/>
               <w:bottom w:val="single" w:sz="4" w:color="D9D9D9"/>
               <w:left w:val="single" w:sz="4" w:color="D9D9D9"/>
               <w:right w:val="single" w:sz="4" w:color="D9D9D9"/>
             </w:tcBorders>
+            <w:shd w:fill="142D40"/>
             <w:tcMar>
               <w:top w:w="85" w:type="dxa"/>
               <w:bottom w:w="85" w:type="dxa"/>
@@ -2555,13 +2555,13 @@
         <w:tc>
           <w:tcPr>
             <w:tcW w:type="dxa" w:w="3858"/>
-            <w:shd w:fill="FFFFFF"/>
             <w:tcBorders>
               <w:top w:val="single" w:sz="4" w:color="D9D9D9"/>
               <w:bottom w:val="single" w:sz="4" w:color="D9D9D9"/>
               <w:left w:val="single" w:sz="4" w:color="D9D9D9"/>
               <w:right w:val="single" w:sz="4" w:color="D9D9D9"/>
             </w:tcBorders>
+            <w:shd w:fill="FFFFFF"/>
             <w:tcMar>
               <w:top w:w="85" w:type="dxa"/>
               <w:bottom w:w="85" w:type="dxa"/>
@@ -2586,13 +2586,13 @@
         <w:tc>
           <w:tcPr>
             <w:tcW w:type="dxa" w:w="2030"/>
-            <w:shd w:fill="FFFFFF"/>
             <w:tcBorders>
               <w:top w:val="single" w:sz="4" w:color="D9D9D9"/>
               <w:bottom w:val="single" w:sz="4" w:color="D9D9D9"/>
               <w:left w:val="single" w:sz="4" w:color="D9D9D9"/>
               <w:right w:val="single" w:sz="4" w:color="D9D9D9"/>
             </w:tcBorders>
+            <w:shd w:fill="FFFFFF"/>
             <w:tcMar>
               <w:top w:w="85" w:type="dxa"/>
               <w:bottom w:w="85" w:type="dxa"/>
@@ -2617,13 +2617,13 @@
         <w:tc>
           <w:tcPr>
             <w:tcW w:type="dxa" w:w="4264"/>
-            <w:shd w:fill="FFFFFF"/>
             <w:tcBorders>
               <w:top w:val="single" w:sz="4" w:color="D9D9D9"/>
               <w:bottom w:val="single" w:sz="4" w:color="D9D9D9"/>
               <w:left w:val="single" w:sz="4" w:color="D9D9D9"/>
               <w:right w:val="single" w:sz="4" w:color="D9D9D9"/>
             </w:tcBorders>
+            <w:shd w:fill="FFFFFF"/>
             <w:tcMar>
               <w:top w:w="85" w:type="dxa"/>
               <w:bottom w:w="85" w:type="dxa"/>
@@ -2650,13 +2650,13 @@
         <w:tc>
           <w:tcPr>
             <w:tcW w:type="dxa" w:w="3858"/>
-            <w:shd w:fill="F1F5F7"/>
             <w:tcBorders>
               <w:top w:val="single" w:sz="4" w:color="D9D9D9"/>
               <w:bottom w:val="single" w:sz="4" w:color="D9D9D9"/>
               <w:left w:val="single" w:sz="4" w:color="D9D9D9"/>
               <w:right w:val="single" w:sz="4" w:color="D9D9D9"/>
             </w:tcBorders>
+            <w:shd w:fill="F1F5F7"/>
             <w:tcMar>
               <w:top w:w="85" w:type="dxa"/>
               <w:bottom w:w="85" w:type="dxa"/>
@@ -2681,13 +2681,13 @@
         <w:tc>
           <w:tcPr>
             <w:tcW w:type="dxa" w:w="2030"/>
-            <w:shd w:fill="F1F5F7"/>
             <w:tcBorders>
               <w:top w:val="single" w:sz="4" w:color="D9D9D9"/>
               <w:bottom w:val="single" w:sz="4" w:color="D9D9D9"/>
               <w:left w:val="single" w:sz="4" w:color="D9D9D9"/>
               <w:right w:val="single" w:sz="4" w:color="D9D9D9"/>
             </w:tcBorders>
+            <w:shd w:fill="F1F5F7"/>
             <w:tcMar>
               <w:top w:w="85" w:type="dxa"/>
               <w:bottom w:w="85" w:type="dxa"/>
@@ -2712,13 +2712,13 @@
         <w:tc>
           <w:tcPr>
             <w:tcW w:type="dxa" w:w="4264"/>
-            <w:shd w:fill="F1F5F7"/>
             <w:tcBorders>
               <w:top w:val="single" w:sz="4" w:color="D9D9D9"/>
               <w:bottom w:val="single" w:sz="4" w:color="D9D9D9"/>
               <w:left w:val="single" w:sz="4" w:color="D9D9D9"/>
               <w:right w:val="single" w:sz="4" w:color="D9D9D9"/>
             </w:tcBorders>
+            <w:shd w:fill="F1F5F7"/>
             <w:tcMar>
               <w:top w:w="85" w:type="dxa"/>
               <w:bottom w:w="85" w:type="dxa"/>
@@ -2745,13 +2745,13 @@
         <w:tc>
           <w:tcPr>
             <w:tcW w:type="dxa" w:w="3858"/>
-            <w:shd w:fill="FFFFFF"/>
             <w:tcBorders>
               <w:top w:val="single" w:sz="4" w:color="D9D9D9"/>
               <w:bottom w:val="single" w:sz="4" w:color="D9D9D9"/>
               <w:left w:val="single" w:sz="4" w:color="D9D9D9"/>
               <w:right w:val="single" w:sz="4" w:color="D9D9D9"/>
             </w:tcBorders>
+            <w:shd w:fill="FFFFFF"/>
             <w:tcMar>
               <w:top w:w="85" w:type="dxa"/>
               <w:bottom w:w="85" w:type="dxa"/>
@@ -2776,13 +2776,13 @@
         <w:tc>
           <w:tcPr>
             <w:tcW w:type="dxa" w:w="2030"/>
-            <w:shd w:fill="FFFFFF"/>
             <w:tcBorders>
               <w:top w:val="single" w:sz="4" w:color="D9D9D9"/>
               <w:bottom w:val="single" w:sz="4" w:color="D9D9D9"/>
               <w:left w:val="single" w:sz="4" w:color="D9D9D9"/>
               <w:right w:val="single" w:sz="4" w:color="D9D9D9"/>
             </w:tcBorders>
+            <w:shd w:fill="FFFFFF"/>
             <w:tcMar>
               <w:top w:w="85" w:type="dxa"/>
               <w:bottom w:w="85" w:type="dxa"/>
@@ -2807,13 +2807,13 @@
         <w:tc>
           <w:tcPr>
             <w:tcW w:type="dxa" w:w="4264"/>
-            <w:shd w:fill="FFFFFF"/>
             <w:tcBorders>
               <w:top w:val="single" w:sz="4" w:color="D9D9D9"/>
               <w:bottom w:val="single" w:sz="4" w:color="D9D9D9"/>
               <w:left w:val="single" w:sz="4" w:color="D9D9D9"/>
               <w:right w:val="single" w:sz="4" w:color="D9D9D9"/>
             </w:tcBorders>
+            <w:shd w:fill="FFFFFF"/>
             <w:tcMar>
               <w:top w:w="85" w:type="dxa"/>
               <w:bottom w:w="85" w:type="dxa"/>

--- a/resources/a-level-business-break-even-price-decision/A-Level-Business-Break-even-Price-Decision-Teacher.docx
+++ b/resources/a-level-business-break-even-price-decision/A-Level-Business-Break-even-Price-Decision-Teacher.docx
@@ -63,15 +63,15 @@
             <w:tcW w:type="dxa" w:w="3452"/>
             <w:tcBorders>
               <w:top w:val="single" w:sz="4" w:color="D9D9D9"/>
+              <w:left w:val="single" w:sz="4" w:color="D9D9D9"/>
               <w:bottom w:val="single" w:sz="4" w:color="D9D9D9"/>
-              <w:left w:val="single" w:sz="4" w:color="D9D9D9"/>
               <w:right w:val="single" w:sz="4" w:color="D9D9D9"/>
             </w:tcBorders>
             <w:shd w:fill="142D40"/>
             <w:tcMar>
               <w:top w:w="85" w:type="dxa"/>
+              <w:left w:w="85" w:type="dxa"/>
               <w:bottom w:w="85" w:type="dxa"/>
-              <w:left w:w="85" w:type="dxa"/>
               <w:right w:w="85" w:type="dxa"/>
             </w:tcMar>
           </w:tcPr>
@@ -94,15 +94,15 @@
             <w:tcW w:type="dxa" w:w="1218"/>
             <w:tcBorders>
               <w:top w:val="single" w:sz="4" w:color="D9D9D9"/>
+              <w:left w:val="single" w:sz="4" w:color="D9D9D9"/>
               <w:bottom w:val="single" w:sz="4" w:color="D9D9D9"/>
-              <w:left w:val="single" w:sz="4" w:color="D9D9D9"/>
               <w:right w:val="single" w:sz="4" w:color="D9D9D9"/>
             </w:tcBorders>
             <w:shd w:fill="142D40"/>
             <w:tcMar>
               <w:top w:w="85" w:type="dxa"/>
+              <w:left w:w="85" w:type="dxa"/>
               <w:bottom w:w="85" w:type="dxa"/>
-              <w:left w:w="85" w:type="dxa"/>
               <w:right w:w="85" w:type="dxa"/>
             </w:tcMar>
           </w:tcPr>
@@ -125,15 +125,15 @@
             <w:tcW w:type="dxa" w:w="5482"/>
             <w:tcBorders>
               <w:top w:val="single" w:sz="4" w:color="D9D9D9"/>
+              <w:left w:val="single" w:sz="4" w:color="D9D9D9"/>
               <w:bottom w:val="single" w:sz="4" w:color="D9D9D9"/>
-              <w:left w:val="single" w:sz="4" w:color="D9D9D9"/>
               <w:right w:val="single" w:sz="4" w:color="D9D9D9"/>
             </w:tcBorders>
             <w:shd w:fill="142D40"/>
             <w:tcMar>
               <w:top w:w="85" w:type="dxa"/>
+              <w:left w:w="85" w:type="dxa"/>
               <w:bottom w:w="85" w:type="dxa"/>
-              <w:left w:w="85" w:type="dxa"/>
               <w:right w:w="85" w:type="dxa"/>
             </w:tcMar>
           </w:tcPr>
@@ -158,15 +158,15 @@
             <w:tcW w:type="dxa" w:w="3452"/>
             <w:tcBorders>
               <w:top w:val="single" w:sz="4" w:color="D9D9D9"/>
+              <w:left w:val="single" w:sz="4" w:color="D9D9D9"/>
               <w:bottom w:val="single" w:sz="4" w:color="D9D9D9"/>
-              <w:left w:val="single" w:sz="4" w:color="D9D9D9"/>
               <w:right w:val="single" w:sz="4" w:color="D9D9D9"/>
             </w:tcBorders>
             <w:shd w:fill="FFFFFF"/>
             <w:tcMar>
               <w:top w:w="85" w:type="dxa"/>
+              <w:left w:w="85" w:type="dxa"/>
               <w:bottom w:w="85" w:type="dxa"/>
-              <w:left w:w="85" w:type="dxa"/>
               <w:right w:w="85" w:type="dxa"/>
             </w:tcMar>
           </w:tcPr>
@@ -189,15 +189,15 @@
             <w:tcW w:type="dxa" w:w="1218"/>
             <w:tcBorders>
               <w:top w:val="single" w:sz="4" w:color="D9D9D9"/>
+              <w:left w:val="single" w:sz="4" w:color="D9D9D9"/>
               <w:bottom w:val="single" w:sz="4" w:color="D9D9D9"/>
-              <w:left w:val="single" w:sz="4" w:color="D9D9D9"/>
               <w:right w:val="single" w:sz="4" w:color="D9D9D9"/>
             </w:tcBorders>
             <w:shd w:fill="FFFFFF"/>
             <w:tcMar>
               <w:top w:w="85" w:type="dxa"/>
+              <w:left w:w="85" w:type="dxa"/>
               <w:bottom w:w="85" w:type="dxa"/>
-              <w:left w:w="85" w:type="dxa"/>
               <w:right w:w="85" w:type="dxa"/>
             </w:tcMar>
           </w:tcPr>
@@ -220,15 +220,15 @@
             <w:tcW w:type="dxa" w:w="5482"/>
             <w:tcBorders>
               <w:top w:val="single" w:sz="4" w:color="D9D9D9"/>
+              <w:left w:val="single" w:sz="4" w:color="D9D9D9"/>
               <w:bottom w:val="single" w:sz="4" w:color="D9D9D9"/>
-              <w:left w:val="single" w:sz="4" w:color="D9D9D9"/>
               <w:right w:val="single" w:sz="4" w:color="D9D9D9"/>
             </w:tcBorders>
             <w:shd w:fill="FFFFFF"/>
             <w:tcMar>
               <w:top w:w="85" w:type="dxa"/>
+              <w:left w:w="85" w:type="dxa"/>
               <w:bottom w:w="85" w:type="dxa"/>
-              <w:left w:w="85" w:type="dxa"/>
               <w:right w:w="85" w:type="dxa"/>
             </w:tcMar>
           </w:tcPr>
@@ -253,15 +253,15 @@
             <w:tcW w:type="dxa" w:w="3452"/>
             <w:tcBorders>
               <w:top w:val="single" w:sz="4" w:color="D9D9D9"/>
+              <w:left w:val="single" w:sz="4" w:color="D9D9D9"/>
               <w:bottom w:val="single" w:sz="4" w:color="D9D9D9"/>
-              <w:left w:val="single" w:sz="4" w:color="D9D9D9"/>
               <w:right w:val="single" w:sz="4" w:color="D9D9D9"/>
             </w:tcBorders>
             <w:shd w:fill="F1F5F7"/>
             <w:tcMar>
               <w:top w:w="85" w:type="dxa"/>
+              <w:left w:w="85" w:type="dxa"/>
               <w:bottom w:w="85" w:type="dxa"/>
-              <w:left w:w="85" w:type="dxa"/>
               <w:right w:w="85" w:type="dxa"/>
             </w:tcMar>
           </w:tcPr>
@@ -284,15 +284,15 @@
             <w:tcW w:type="dxa" w:w="1218"/>
             <w:tcBorders>
               <w:top w:val="single" w:sz="4" w:color="D9D9D9"/>
+              <w:left w:val="single" w:sz="4" w:color="D9D9D9"/>
               <w:bottom w:val="single" w:sz="4" w:color="D9D9D9"/>
-              <w:left w:val="single" w:sz="4" w:color="D9D9D9"/>
               <w:right w:val="single" w:sz="4" w:color="D9D9D9"/>
             </w:tcBorders>
             <w:shd w:fill="F1F5F7"/>
             <w:tcMar>
               <w:top w:w="85" w:type="dxa"/>
+              <w:left w:w="85" w:type="dxa"/>
               <w:bottom w:w="85" w:type="dxa"/>
-              <w:left w:w="85" w:type="dxa"/>
               <w:right w:w="85" w:type="dxa"/>
             </w:tcMar>
           </w:tcPr>
@@ -315,15 +315,15 @@
             <w:tcW w:type="dxa" w:w="5482"/>
             <w:tcBorders>
               <w:top w:val="single" w:sz="4" w:color="D9D9D9"/>
+              <w:left w:val="single" w:sz="4" w:color="D9D9D9"/>
               <w:bottom w:val="single" w:sz="4" w:color="D9D9D9"/>
-              <w:left w:val="single" w:sz="4" w:color="D9D9D9"/>
               <w:right w:val="single" w:sz="4" w:color="D9D9D9"/>
             </w:tcBorders>
             <w:shd w:fill="F1F5F7"/>
             <w:tcMar>
               <w:top w:w="85" w:type="dxa"/>
+              <w:left w:w="85" w:type="dxa"/>
               <w:bottom w:w="85" w:type="dxa"/>
-              <w:left w:w="85" w:type="dxa"/>
               <w:right w:w="85" w:type="dxa"/>
             </w:tcMar>
           </w:tcPr>
@@ -348,15 +348,15 @@
             <w:tcW w:type="dxa" w:w="3452"/>
             <w:tcBorders>
               <w:top w:val="single" w:sz="4" w:color="D9D9D9"/>
+              <w:left w:val="single" w:sz="4" w:color="D9D9D9"/>
               <w:bottom w:val="single" w:sz="4" w:color="D9D9D9"/>
-              <w:left w:val="single" w:sz="4" w:color="D9D9D9"/>
               <w:right w:val="single" w:sz="4" w:color="D9D9D9"/>
             </w:tcBorders>
             <w:shd w:fill="FFFFFF"/>
             <w:tcMar>
               <w:top w:w="85" w:type="dxa"/>
+              <w:left w:w="85" w:type="dxa"/>
               <w:bottom w:w="85" w:type="dxa"/>
-              <w:left w:w="85" w:type="dxa"/>
               <w:right w:w="85" w:type="dxa"/>
             </w:tcMar>
           </w:tcPr>
@@ -379,15 +379,15 @@
             <w:tcW w:type="dxa" w:w="1218"/>
             <w:tcBorders>
               <w:top w:val="single" w:sz="4" w:color="D9D9D9"/>
+              <w:left w:val="single" w:sz="4" w:color="D9D9D9"/>
               <w:bottom w:val="single" w:sz="4" w:color="D9D9D9"/>
-              <w:left w:val="single" w:sz="4" w:color="D9D9D9"/>
               <w:right w:val="single" w:sz="4" w:color="D9D9D9"/>
             </w:tcBorders>
             <w:shd w:fill="FFFFFF"/>
             <w:tcMar>
               <w:top w:w="85" w:type="dxa"/>
+              <w:left w:w="85" w:type="dxa"/>
               <w:bottom w:w="85" w:type="dxa"/>
-              <w:left w:w="85" w:type="dxa"/>
               <w:right w:w="85" w:type="dxa"/>
             </w:tcMar>
           </w:tcPr>
@@ -410,15 +410,15 @@
             <w:tcW w:type="dxa" w:w="5482"/>
             <w:tcBorders>
               <w:top w:val="single" w:sz="4" w:color="D9D9D9"/>
+              <w:left w:val="single" w:sz="4" w:color="D9D9D9"/>
               <w:bottom w:val="single" w:sz="4" w:color="D9D9D9"/>
-              <w:left w:val="single" w:sz="4" w:color="D9D9D9"/>
               <w:right w:val="single" w:sz="4" w:color="D9D9D9"/>
             </w:tcBorders>
             <w:shd w:fill="FFFFFF"/>
             <w:tcMar>
               <w:top w:w="85" w:type="dxa"/>
+              <w:left w:w="85" w:type="dxa"/>
               <w:bottom w:w="85" w:type="dxa"/>
-              <w:left w:w="85" w:type="dxa"/>
               <w:right w:w="85" w:type="dxa"/>
             </w:tcMar>
           </w:tcPr>
@@ -443,15 +443,15 @@
             <w:tcW w:type="dxa" w:w="3452"/>
             <w:tcBorders>
               <w:top w:val="single" w:sz="4" w:color="D9D9D9"/>
+              <w:left w:val="single" w:sz="4" w:color="D9D9D9"/>
               <w:bottom w:val="single" w:sz="4" w:color="D9D9D9"/>
-              <w:left w:val="single" w:sz="4" w:color="D9D9D9"/>
               <w:right w:val="single" w:sz="4" w:color="D9D9D9"/>
             </w:tcBorders>
             <w:shd w:fill="F1F5F7"/>
             <w:tcMar>
               <w:top w:w="85" w:type="dxa"/>
+              <w:left w:w="85" w:type="dxa"/>
               <w:bottom w:w="85" w:type="dxa"/>
-              <w:left w:w="85" w:type="dxa"/>
               <w:right w:w="85" w:type="dxa"/>
             </w:tcMar>
           </w:tcPr>
@@ -474,15 +474,15 @@
             <w:tcW w:type="dxa" w:w="1218"/>
             <w:tcBorders>
               <w:top w:val="single" w:sz="4" w:color="D9D9D9"/>
+              <w:left w:val="single" w:sz="4" w:color="D9D9D9"/>
               <w:bottom w:val="single" w:sz="4" w:color="D9D9D9"/>
-              <w:left w:val="single" w:sz="4" w:color="D9D9D9"/>
               <w:right w:val="single" w:sz="4" w:color="D9D9D9"/>
             </w:tcBorders>
             <w:shd w:fill="F1F5F7"/>
             <w:tcMar>
               <w:top w:w="85" w:type="dxa"/>
+              <w:left w:w="85" w:type="dxa"/>
               <w:bottom w:w="85" w:type="dxa"/>
-              <w:left w:w="85" w:type="dxa"/>
               <w:right w:w="85" w:type="dxa"/>
             </w:tcMar>
           </w:tcPr>
@@ -505,15 +505,15 @@
             <w:tcW w:type="dxa" w:w="5482"/>
             <w:tcBorders>
               <w:top w:val="single" w:sz="4" w:color="D9D9D9"/>
+              <w:left w:val="single" w:sz="4" w:color="D9D9D9"/>
               <w:bottom w:val="single" w:sz="4" w:color="D9D9D9"/>
-              <w:left w:val="single" w:sz="4" w:color="D9D9D9"/>
               <w:right w:val="single" w:sz="4" w:color="D9D9D9"/>
             </w:tcBorders>
             <w:shd w:fill="F1F5F7"/>
             <w:tcMar>
               <w:top w:w="85" w:type="dxa"/>
+              <w:left w:w="85" w:type="dxa"/>
               <w:bottom w:w="85" w:type="dxa"/>
-              <w:left w:w="85" w:type="dxa"/>
               <w:right w:w="85" w:type="dxa"/>
             </w:tcMar>
           </w:tcPr>
@@ -538,15 +538,15 @@
             <w:tcW w:type="dxa" w:w="3452"/>
             <w:tcBorders>
               <w:top w:val="single" w:sz="4" w:color="D9D9D9"/>
+              <w:left w:val="single" w:sz="4" w:color="D9D9D9"/>
               <w:bottom w:val="single" w:sz="4" w:color="D9D9D9"/>
-              <w:left w:val="single" w:sz="4" w:color="D9D9D9"/>
               <w:right w:val="single" w:sz="4" w:color="D9D9D9"/>
             </w:tcBorders>
             <w:shd w:fill="FFFFFF"/>
             <w:tcMar>
               <w:top w:w="85" w:type="dxa"/>
+              <w:left w:w="85" w:type="dxa"/>
               <w:bottom w:w="85" w:type="dxa"/>
-              <w:left w:w="85" w:type="dxa"/>
               <w:right w:w="85" w:type="dxa"/>
             </w:tcMar>
           </w:tcPr>
@@ -569,15 +569,15 @@
             <w:tcW w:type="dxa" w:w="1218"/>
             <w:tcBorders>
               <w:top w:val="single" w:sz="4" w:color="D9D9D9"/>
+              <w:left w:val="single" w:sz="4" w:color="D9D9D9"/>
               <w:bottom w:val="single" w:sz="4" w:color="D9D9D9"/>
-              <w:left w:val="single" w:sz="4" w:color="D9D9D9"/>
               <w:right w:val="single" w:sz="4" w:color="D9D9D9"/>
             </w:tcBorders>
             <w:shd w:fill="FFFFFF"/>
             <w:tcMar>
               <w:top w:w="85" w:type="dxa"/>
+              <w:left w:w="85" w:type="dxa"/>
               <w:bottom w:w="85" w:type="dxa"/>
-              <w:left w:w="85" w:type="dxa"/>
               <w:right w:w="85" w:type="dxa"/>
             </w:tcMar>
           </w:tcPr>
@@ -600,15 +600,15 @@
             <w:tcW w:type="dxa" w:w="5482"/>
             <w:tcBorders>
               <w:top w:val="single" w:sz="4" w:color="D9D9D9"/>
+              <w:left w:val="single" w:sz="4" w:color="D9D9D9"/>
               <w:bottom w:val="single" w:sz="4" w:color="D9D9D9"/>
-              <w:left w:val="single" w:sz="4" w:color="D9D9D9"/>
               <w:right w:val="single" w:sz="4" w:color="D9D9D9"/>
             </w:tcBorders>
             <w:shd w:fill="FFFFFF"/>
             <w:tcMar>
               <w:top w:w="85" w:type="dxa"/>
+              <w:left w:w="85" w:type="dxa"/>
               <w:bottom w:w="85" w:type="dxa"/>
-              <w:left w:w="85" w:type="dxa"/>
               <w:right w:w="85" w:type="dxa"/>
             </w:tcMar>
           </w:tcPr>
@@ -633,15 +633,15 @@
             <w:tcW w:type="dxa" w:w="3452"/>
             <w:tcBorders>
               <w:top w:val="single" w:sz="4" w:color="D9D9D9"/>
+              <w:left w:val="single" w:sz="4" w:color="D9D9D9"/>
               <w:bottom w:val="single" w:sz="4" w:color="D9D9D9"/>
-              <w:left w:val="single" w:sz="4" w:color="D9D9D9"/>
               <w:right w:val="single" w:sz="4" w:color="D9D9D9"/>
             </w:tcBorders>
             <w:shd w:fill="F1F5F7"/>
             <w:tcMar>
               <w:top w:w="85" w:type="dxa"/>
+              <w:left w:w="85" w:type="dxa"/>
               <w:bottom w:w="85" w:type="dxa"/>
-              <w:left w:w="85" w:type="dxa"/>
               <w:right w:w="85" w:type="dxa"/>
             </w:tcMar>
           </w:tcPr>
@@ -664,15 +664,15 @@
             <w:tcW w:type="dxa" w:w="1218"/>
             <w:tcBorders>
               <w:top w:val="single" w:sz="4" w:color="D9D9D9"/>
+              <w:left w:val="single" w:sz="4" w:color="D9D9D9"/>
               <w:bottom w:val="single" w:sz="4" w:color="D9D9D9"/>
-              <w:left w:val="single" w:sz="4" w:color="D9D9D9"/>
               <w:right w:val="single" w:sz="4" w:color="D9D9D9"/>
             </w:tcBorders>
             <w:shd w:fill="F1F5F7"/>
             <w:tcMar>
               <w:top w:w="85" w:type="dxa"/>
+              <w:left w:w="85" w:type="dxa"/>
               <w:bottom w:w="85" w:type="dxa"/>
-              <w:left w:w="85" w:type="dxa"/>
               <w:right w:w="85" w:type="dxa"/>
             </w:tcMar>
           </w:tcPr>
@@ -695,15 +695,15 @@
             <w:tcW w:type="dxa" w:w="5482"/>
             <w:tcBorders>
               <w:top w:val="single" w:sz="4" w:color="D9D9D9"/>
+              <w:left w:val="single" w:sz="4" w:color="D9D9D9"/>
               <w:bottom w:val="single" w:sz="4" w:color="D9D9D9"/>
-              <w:left w:val="single" w:sz="4" w:color="D9D9D9"/>
               <w:right w:val="single" w:sz="4" w:color="D9D9D9"/>
             </w:tcBorders>
             <w:shd w:fill="F1F5F7"/>
             <w:tcMar>
               <w:top w:w="85" w:type="dxa"/>
+              <w:left w:w="85" w:type="dxa"/>
               <w:bottom w:w="85" w:type="dxa"/>
-              <w:left w:w="85" w:type="dxa"/>
               <w:right w:w="85" w:type="dxa"/>
             </w:tcMar>
           </w:tcPr>
@@ -728,15 +728,15 @@
             <w:tcW w:type="dxa" w:w="3452"/>
             <w:tcBorders>
               <w:top w:val="single" w:sz="4" w:color="D9D9D9"/>
+              <w:left w:val="single" w:sz="4" w:color="D9D9D9"/>
               <w:bottom w:val="single" w:sz="4" w:color="D9D9D9"/>
-              <w:left w:val="single" w:sz="4" w:color="D9D9D9"/>
               <w:right w:val="single" w:sz="4" w:color="D9D9D9"/>
             </w:tcBorders>
             <w:shd w:fill="FFFFFF"/>
             <w:tcMar>
               <w:top w:w="85" w:type="dxa"/>
+              <w:left w:w="85" w:type="dxa"/>
               <w:bottom w:w="85" w:type="dxa"/>
-              <w:left w:w="85" w:type="dxa"/>
               <w:right w:w="85" w:type="dxa"/>
             </w:tcMar>
           </w:tcPr>
@@ -759,15 +759,15 @@
             <w:tcW w:type="dxa" w:w="1218"/>
             <w:tcBorders>
               <w:top w:val="single" w:sz="4" w:color="D9D9D9"/>
+              <w:left w:val="single" w:sz="4" w:color="D9D9D9"/>
               <w:bottom w:val="single" w:sz="4" w:color="D9D9D9"/>
-              <w:left w:val="single" w:sz="4" w:color="D9D9D9"/>
               <w:right w:val="single" w:sz="4" w:color="D9D9D9"/>
             </w:tcBorders>
             <w:shd w:fill="FFFFFF"/>
             <w:tcMar>
               <w:top w:w="85" w:type="dxa"/>
+              <w:left w:w="85" w:type="dxa"/>
               <w:bottom w:w="85" w:type="dxa"/>
-              <w:left w:w="85" w:type="dxa"/>
               <w:right w:w="85" w:type="dxa"/>
             </w:tcMar>
           </w:tcPr>
@@ -790,15 +790,15 @@
             <w:tcW w:type="dxa" w:w="5482"/>
             <w:tcBorders>
               <w:top w:val="single" w:sz="4" w:color="D9D9D9"/>
+              <w:left w:val="single" w:sz="4" w:color="D9D9D9"/>
               <w:bottom w:val="single" w:sz="4" w:color="D9D9D9"/>
-              <w:left w:val="single" w:sz="4" w:color="D9D9D9"/>
               <w:right w:val="single" w:sz="4" w:color="D9D9D9"/>
             </w:tcBorders>
             <w:shd w:fill="FFFFFF"/>
             <w:tcMar>
               <w:top w:w="85" w:type="dxa"/>
+              <w:left w:w="85" w:type="dxa"/>
               <w:bottom w:w="85" w:type="dxa"/>
-              <w:left w:w="85" w:type="dxa"/>
               <w:right w:w="85" w:type="dxa"/>
             </w:tcMar>
           </w:tcPr>
@@ -885,15 +885,15 @@
             <w:tcW w:type="dxa" w:w="3452"/>
             <w:tcBorders>
               <w:top w:val="single" w:sz="4" w:color="D9D9D9"/>
+              <w:left w:val="single" w:sz="4" w:color="D9D9D9"/>
               <w:bottom w:val="single" w:sz="4" w:color="D9D9D9"/>
-              <w:left w:val="single" w:sz="4" w:color="D9D9D9"/>
               <w:right w:val="single" w:sz="4" w:color="D9D9D9"/>
             </w:tcBorders>
             <w:shd w:fill="142D40"/>
             <w:tcMar>
               <w:top w:w="85" w:type="dxa"/>
+              <w:left w:w="85" w:type="dxa"/>
               <w:bottom w:w="85" w:type="dxa"/>
-              <w:left w:w="85" w:type="dxa"/>
               <w:right w:w="85" w:type="dxa"/>
             </w:tcMar>
           </w:tcPr>
@@ -916,15 +916,15 @@
             <w:tcW w:type="dxa" w:w="2843"/>
             <w:tcBorders>
               <w:top w:val="single" w:sz="4" w:color="D9D9D9"/>
+              <w:left w:val="single" w:sz="4" w:color="D9D9D9"/>
               <w:bottom w:val="single" w:sz="4" w:color="D9D9D9"/>
-              <w:left w:val="single" w:sz="4" w:color="D9D9D9"/>
               <w:right w:val="single" w:sz="4" w:color="D9D9D9"/>
             </w:tcBorders>
             <w:shd w:fill="142D40"/>
             <w:tcMar>
               <w:top w:w="85" w:type="dxa"/>
+              <w:left w:w="85" w:type="dxa"/>
               <w:bottom w:w="85" w:type="dxa"/>
-              <w:left w:w="85" w:type="dxa"/>
               <w:right w:w="85" w:type="dxa"/>
             </w:tcMar>
           </w:tcPr>
@@ -947,15 +947,15 @@
             <w:tcW w:type="dxa" w:w="3858"/>
             <w:tcBorders>
               <w:top w:val="single" w:sz="4" w:color="D9D9D9"/>
+              <w:left w:val="single" w:sz="4" w:color="D9D9D9"/>
               <w:bottom w:val="single" w:sz="4" w:color="D9D9D9"/>
-              <w:left w:val="single" w:sz="4" w:color="D9D9D9"/>
               <w:right w:val="single" w:sz="4" w:color="D9D9D9"/>
             </w:tcBorders>
             <w:shd w:fill="142D40"/>
             <w:tcMar>
               <w:top w:w="85" w:type="dxa"/>
+              <w:left w:w="85" w:type="dxa"/>
               <w:bottom w:w="85" w:type="dxa"/>
-              <w:left w:w="85" w:type="dxa"/>
               <w:right w:w="85" w:type="dxa"/>
             </w:tcMar>
           </w:tcPr>
@@ -980,15 +980,15 @@
             <w:tcW w:type="dxa" w:w="3452"/>
             <w:tcBorders>
               <w:top w:val="single" w:sz="4" w:color="D9D9D9"/>
+              <w:left w:val="single" w:sz="4" w:color="D9D9D9"/>
               <w:bottom w:val="single" w:sz="4" w:color="D9D9D9"/>
-              <w:left w:val="single" w:sz="4" w:color="D9D9D9"/>
               <w:right w:val="single" w:sz="4" w:color="D9D9D9"/>
             </w:tcBorders>
             <w:shd w:fill="FFFFFF"/>
             <w:tcMar>
               <w:top w:w="85" w:type="dxa"/>
+              <w:left w:w="85" w:type="dxa"/>
               <w:bottom w:w="85" w:type="dxa"/>
-              <w:left w:w="85" w:type="dxa"/>
               <w:right w:w="85" w:type="dxa"/>
             </w:tcMar>
           </w:tcPr>
@@ -1011,15 +1011,15 @@
             <w:tcW w:type="dxa" w:w="2843"/>
             <w:tcBorders>
               <w:top w:val="single" w:sz="4" w:color="D9D9D9"/>
+              <w:left w:val="single" w:sz="4" w:color="D9D9D9"/>
               <w:bottom w:val="single" w:sz="4" w:color="D9D9D9"/>
-              <w:left w:val="single" w:sz="4" w:color="D9D9D9"/>
               <w:right w:val="single" w:sz="4" w:color="D9D9D9"/>
             </w:tcBorders>
             <w:shd w:fill="FFFFFF"/>
             <w:tcMar>
               <w:top w:w="85" w:type="dxa"/>
+              <w:left w:w="85" w:type="dxa"/>
               <w:bottom w:w="85" w:type="dxa"/>
-              <w:left w:w="85" w:type="dxa"/>
               <w:right w:w="85" w:type="dxa"/>
             </w:tcMar>
           </w:tcPr>
@@ -1042,15 +1042,15 @@
             <w:tcW w:type="dxa" w:w="3858"/>
             <w:tcBorders>
               <w:top w:val="single" w:sz="4" w:color="D9D9D9"/>
+              <w:left w:val="single" w:sz="4" w:color="D9D9D9"/>
               <w:bottom w:val="single" w:sz="4" w:color="D9D9D9"/>
-              <w:left w:val="single" w:sz="4" w:color="D9D9D9"/>
               <w:right w:val="single" w:sz="4" w:color="D9D9D9"/>
             </w:tcBorders>
             <w:shd w:fill="FFFFFF"/>
             <w:tcMar>
               <w:top w:w="85" w:type="dxa"/>
+              <w:left w:w="85" w:type="dxa"/>
               <w:bottom w:w="85" w:type="dxa"/>
-              <w:left w:w="85" w:type="dxa"/>
               <w:right w:w="85" w:type="dxa"/>
             </w:tcMar>
           </w:tcPr>
@@ -1075,15 +1075,15 @@
             <w:tcW w:type="dxa" w:w="3452"/>
             <w:tcBorders>
               <w:top w:val="single" w:sz="4" w:color="D9D9D9"/>
+              <w:left w:val="single" w:sz="4" w:color="D9D9D9"/>
               <w:bottom w:val="single" w:sz="4" w:color="D9D9D9"/>
-              <w:left w:val="single" w:sz="4" w:color="D9D9D9"/>
               <w:right w:val="single" w:sz="4" w:color="D9D9D9"/>
             </w:tcBorders>
             <w:shd w:fill="F1F5F7"/>
             <w:tcMar>
               <w:top w:w="85" w:type="dxa"/>
+              <w:left w:w="85" w:type="dxa"/>
               <w:bottom w:w="85" w:type="dxa"/>
-              <w:left w:w="85" w:type="dxa"/>
               <w:right w:w="85" w:type="dxa"/>
             </w:tcMar>
           </w:tcPr>
@@ -1106,15 +1106,15 @@
             <w:tcW w:type="dxa" w:w="2843"/>
             <w:tcBorders>
               <w:top w:val="single" w:sz="4" w:color="D9D9D9"/>
+              <w:left w:val="single" w:sz="4" w:color="D9D9D9"/>
               <w:bottom w:val="single" w:sz="4" w:color="D9D9D9"/>
-              <w:left w:val="single" w:sz="4" w:color="D9D9D9"/>
               <w:right w:val="single" w:sz="4" w:color="D9D9D9"/>
             </w:tcBorders>
             <w:shd w:fill="F1F5F7"/>
             <w:tcMar>
               <w:top w:w="85" w:type="dxa"/>
+              <w:left w:w="85" w:type="dxa"/>
               <w:bottom w:w="85" w:type="dxa"/>
-              <w:left w:w="85" w:type="dxa"/>
               <w:right w:w="85" w:type="dxa"/>
             </w:tcMar>
           </w:tcPr>
@@ -1137,15 +1137,15 @@
             <w:tcW w:type="dxa" w:w="3858"/>
             <w:tcBorders>
               <w:top w:val="single" w:sz="4" w:color="D9D9D9"/>
+              <w:left w:val="single" w:sz="4" w:color="D9D9D9"/>
               <w:bottom w:val="single" w:sz="4" w:color="D9D9D9"/>
-              <w:left w:val="single" w:sz="4" w:color="D9D9D9"/>
               <w:right w:val="single" w:sz="4" w:color="D9D9D9"/>
             </w:tcBorders>
             <w:shd w:fill="F1F5F7"/>
             <w:tcMar>
               <w:top w:w="85" w:type="dxa"/>
+              <w:left w:w="85" w:type="dxa"/>
               <w:bottom w:w="85" w:type="dxa"/>
-              <w:left w:w="85" w:type="dxa"/>
               <w:right w:w="85" w:type="dxa"/>
             </w:tcMar>
           </w:tcPr>
@@ -1170,15 +1170,15 @@
             <w:tcW w:type="dxa" w:w="3452"/>
             <w:tcBorders>
               <w:top w:val="single" w:sz="4" w:color="D9D9D9"/>
+              <w:left w:val="single" w:sz="4" w:color="D9D9D9"/>
               <w:bottom w:val="single" w:sz="4" w:color="D9D9D9"/>
-              <w:left w:val="single" w:sz="4" w:color="D9D9D9"/>
               <w:right w:val="single" w:sz="4" w:color="D9D9D9"/>
             </w:tcBorders>
             <w:shd w:fill="FFFFFF"/>
             <w:tcMar>
               <w:top w:w="85" w:type="dxa"/>
+              <w:left w:w="85" w:type="dxa"/>
               <w:bottom w:w="85" w:type="dxa"/>
-              <w:left w:w="85" w:type="dxa"/>
               <w:right w:w="85" w:type="dxa"/>
             </w:tcMar>
           </w:tcPr>
@@ -1201,15 +1201,15 @@
             <w:tcW w:type="dxa" w:w="2843"/>
             <w:tcBorders>
               <w:top w:val="single" w:sz="4" w:color="D9D9D9"/>
+              <w:left w:val="single" w:sz="4" w:color="D9D9D9"/>
               <w:bottom w:val="single" w:sz="4" w:color="D9D9D9"/>
-              <w:left w:val="single" w:sz="4" w:color="D9D9D9"/>
               <w:right w:val="single" w:sz="4" w:color="D9D9D9"/>
             </w:tcBorders>
             <w:shd w:fill="FFFFFF"/>
             <w:tcMar>
               <w:top w:w="85" w:type="dxa"/>
+              <w:left w:w="85" w:type="dxa"/>
               <w:bottom w:w="85" w:type="dxa"/>
-              <w:left w:w="85" w:type="dxa"/>
               <w:right w:w="85" w:type="dxa"/>
             </w:tcMar>
           </w:tcPr>
@@ -1232,15 +1232,15 @@
             <w:tcW w:type="dxa" w:w="3858"/>
             <w:tcBorders>
               <w:top w:val="single" w:sz="4" w:color="D9D9D9"/>
+              <w:left w:val="single" w:sz="4" w:color="D9D9D9"/>
               <w:bottom w:val="single" w:sz="4" w:color="D9D9D9"/>
-              <w:left w:val="single" w:sz="4" w:color="D9D9D9"/>
               <w:right w:val="single" w:sz="4" w:color="D9D9D9"/>
             </w:tcBorders>
             <w:shd w:fill="FFFFFF"/>
             <w:tcMar>
               <w:top w:w="85" w:type="dxa"/>
+              <w:left w:w="85" w:type="dxa"/>
               <w:bottom w:w="85" w:type="dxa"/>
-              <w:left w:w="85" w:type="dxa"/>
               <w:right w:w="85" w:type="dxa"/>
             </w:tcMar>
           </w:tcPr>
@@ -1265,15 +1265,15 @@
             <w:tcW w:type="dxa" w:w="3452"/>
             <w:tcBorders>
               <w:top w:val="single" w:sz="4" w:color="D9D9D9"/>
+              <w:left w:val="single" w:sz="4" w:color="D9D9D9"/>
               <w:bottom w:val="single" w:sz="4" w:color="D9D9D9"/>
-              <w:left w:val="single" w:sz="4" w:color="D9D9D9"/>
               <w:right w:val="single" w:sz="4" w:color="D9D9D9"/>
             </w:tcBorders>
             <w:shd w:fill="F1F5F7"/>
             <w:tcMar>
               <w:top w:w="85" w:type="dxa"/>
+              <w:left w:w="85" w:type="dxa"/>
               <w:bottom w:w="85" w:type="dxa"/>
-              <w:left w:w="85" w:type="dxa"/>
               <w:right w:w="85" w:type="dxa"/>
             </w:tcMar>
           </w:tcPr>
@@ -1296,15 +1296,15 @@
             <w:tcW w:type="dxa" w:w="2843"/>
             <w:tcBorders>
               <w:top w:val="single" w:sz="4" w:color="D9D9D9"/>
+              <w:left w:val="single" w:sz="4" w:color="D9D9D9"/>
               <w:bottom w:val="single" w:sz="4" w:color="D9D9D9"/>
-              <w:left w:val="single" w:sz="4" w:color="D9D9D9"/>
               <w:right w:val="single" w:sz="4" w:color="D9D9D9"/>
             </w:tcBorders>
             <w:shd w:fill="F1F5F7"/>
             <w:tcMar>
               <w:top w:w="85" w:type="dxa"/>
+              <w:left w:w="85" w:type="dxa"/>
               <w:bottom w:w="85" w:type="dxa"/>
-              <w:left w:w="85" w:type="dxa"/>
               <w:right w:w="85" w:type="dxa"/>
             </w:tcMar>
           </w:tcPr>
@@ -1327,15 +1327,15 @@
             <w:tcW w:type="dxa" w:w="3858"/>
             <w:tcBorders>
               <w:top w:val="single" w:sz="4" w:color="D9D9D9"/>
+              <w:left w:val="single" w:sz="4" w:color="D9D9D9"/>
               <w:bottom w:val="single" w:sz="4" w:color="D9D9D9"/>
-              <w:left w:val="single" w:sz="4" w:color="D9D9D9"/>
               <w:right w:val="single" w:sz="4" w:color="D9D9D9"/>
             </w:tcBorders>
             <w:shd w:fill="F1F5F7"/>
             <w:tcMar>
               <w:top w:w="85" w:type="dxa"/>
+              <w:left w:w="85" w:type="dxa"/>
               <w:bottom w:w="85" w:type="dxa"/>
-              <w:left w:w="85" w:type="dxa"/>
               <w:right w:w="85" w:type="dxa"/>
             </w:tcMar>
           </w:tcPr>
@@ -1419,15 +1419,15 @@
             <w:tcW w:type="dxa" w:w="4670"/>
             <w:tcBorders>
               <w:top w:val="single" w:sz="4" w:color="D9D9D9"/>
+              <w:left w:val="single" w:sz="4" w:color="D9D9D9"/>
               <w:bottom w:val="single" w:sz="4" w:color="D9D9D9"/>
-              <w:left w:val="single" w:sz="4" w:color="D9D9D9"/>
               <w:right w:val="single" w:sz="4" w:color="D9D9D9"/>
             </w:tcBorders>
             <w:shd w:fill="142D40"/>
             <w:tcMar>
               <w:top w:w="85" w:type="dxa"/>
+              <w:left w:w="85" w:type="dxa"/>
               <w:bottom w:w="85" w:type="dxa"/>
-              <w:left w:w="85" w:type="dxa"/>
               <w:right w:w="85" w:type="dxa"/>
             </w:tcMar>
           </w:tcPr>
@@ -1450,15 +1450,15 @@
             <w:tcW w:type="dxa" w:w="1827"/>
             <w:tcBorders>
               <w:top w:val="single" w:sz="4" w:color="D9D9D9"/>
+              <w:left w:val="single" w:sz="4" w:color="D9D9D9"/>
               <w:bottom w:val="single" w:sz="4" w:color="D9D9D9"/>
-              <w:left w:val="single" w:sz="4" w:color="D9D9D9"/>
               <w:right w:val="single" w:sz="4" w:color="D9D9D9"/>
             </w:tcBorders>
             <w:shd w:fill="142D40"/>
             <w:tcMar>
               <w:top w:w="85" w:type="dxa"/>
+              <w:left w:w="85" w:type="dxa"/>
               <w:bottom w:w="85" w:type="dxa"/>
-              <w:left w:w="85" w:type="dxa"/>
               <w:right w:w="85" w:type="dxa"/>
             </w:tcMar>
           </w:tcPr>
@@ -1481,15 +1481,15 @@
             <w:tcW w:type="dxa" w:w="1827"/>
             <w:tcBorders>
               <w:top w:val="single" w:sz="4" w:color="D9D9D9"/>
+              <w:left w:val="single" w:sz="4" w:color="D9D9D9"/>
               <w:bottom w:val="single" w:sz="4" w:color="D9D9D9"/>
-              <w:left w:val="single" w:sz="4" w:color="D9D9D9"/>
               <w:right w:val="single" w:sz="4" w:color="D9D9D9"/>
             </w:tcBorders>
             <w:shd w:fill="142D40"/>
             <w:tcMar>
               <w:top w:w="85" w:type="dxa"/>
+              <w:left w:w="85" w:type="dxa"/>
               <w:bottom w:w="85" w:type="dxa"/>
-              <w:left w:w="85" w:type="dxa"/>
               <w:right w:w="85" w:type="dxa"/>
             </w:tcMar>
           </w:tcPr>
@@ -1512,15 +1512,15 @@
             <w:tcW w:type="dxa" w:w="1827"/>
             <w:tcBorders>
               <w:top w:val="single" w:sz="4" w:color="D9D9D9"/>
+              <w:left w:val="single" w:sz="4" w:color="D9D9D9"/>
               <w:bottom w:val="single" w:sz="4" w:color="D9D9D9"/>
-              <w:left w:val="single" w:sz="4" w:color="D9D9D9"/>
               <w:right w:val="single" w:sz="4" w:color="D9D9D9"/>
             </w:tcBorders>
             <w:shd w:fill="142D40"/>
             <w:tcMar>
               <w:top w:w="85" w:type="dxa"/>
+              <w:left w:w="85" w:type="dxa"/>
               <w:bottom w:w="85" w:type="dxa"/>
-              <w:left w:w="85" w:type="dxa"/>
               <w:right w:w="85" w:type="dxa"/>
             </w:tcMar>
           </w:tcPr>
@@ -1545,15 +1545,15 @@
             <w:tcW w:type="dxa" w:w="4670"/>
             <w:tcBorders>
               <w:top w:val="single" w:sz="4" w:color="D9D9D9"/>
+              <w:left w:val="single" w:sz="4" w:color="D9D9D9"/>
               <w:bottom w:val="single" w:sz="4" w:color="D9D9D9"/>
-              <w:left w:val="single" w:sz="4" w:color="D9D9D9"/>
               <w:right w:val="single" w:sz="4" w:color="D9D9D9"/>
             </w:tcBorders>
             <w:shd w:fill="FFFFFF"/>
             <w:tcMar>
               <w:top w:w="85" w:type="dxa"/>
+              <w:left w:w="85" w:type="dxa"/>
               <w:bottom w:w="85" w:type="dxa"/>
-              <w:left w:w="85" w:type="dxa"/>
               <w:right w:w="85" w:type="dxa"/>
             </w:tcMar>
           </w:tcPr>
@@ -1576,15 +1576,15 @@
             <w:tcW w:type="dxa" w:w="1827"/>
             <w:tcBorders>
               <w:top w:val="single" w:sz="4" w:color="D9D9D9"/>
+              <w:left w:val="single" w:sz="4" w:color="D9D9D9"/>
               <w:bottom w:val="single" w:sz="4" w:color="D9D9D9"/>
-              <w:left w:val="single" w:sz="4" w:color="D9D9D9"/>
               <w:right w:val="single" w:sz="4" w:color="D9D9D9"/>
             </w:tcBorders>
             <w:shd w:fill="FFFFFF"/>
             <w:tcMar>
               <w:top w:w="85" w:type="dxa"/>
+              <w:left w:w="85" w:type="dxa"/>
               <w:bottom w:w="85" w:type="dxa"/>
-              <w:left w:w="85" w:type="dxa"/>
               <w:right w:w="85" w:type="dxa"/>
             </w:tcMar>
           </w:tcPr>
@@ -1607,15 +1607,15 @@
             <w:tcW w:type="dxa" w:w="1827"/>
             <w:tcBorders>
               <w:top w:val="single" w:sz="4" w:color="D9D9D9"/>
+              <w:left w:val="single" w:sz="4" w:color="D9D9D9"/>
               <w:bottom w:val="single" w:sz="4" w:color="D9D9D9"/>
-              <w:left w:val="single" w:sz="4" w:color="D9D9D9"/>
               <w:right w:val="single" w:sz="4" w:color="D9D9D9"/>
             </w:tcBorders>
             <w:shd w:fill="FFFFFF"/>
             <w:tcMar>
               <w:top w:w="85" w:type="dxa"/>
+              <w:left w:w="85" w:type="dxa"/>
               <w:bottom w:w="85" w:type="dxa"/>
-              <w:left w:w="85" w:type="dxa"/>
               <w:right w:w="85" w:type="dxa"/>
             </w:tcMar>
           </w:tcPr>
@@ -1638,15 +1638,15 @@
             <w:tcW w:type="dxa" w:w="1827"/>
             <w:tcBorders>
               <w:top w:val="single" w:sz="4" w:color="D9D9D9"/>
+              <w:left w:val="single" w:sz="4" w:color="D9D9D9"/>
               <w:bottom w:val="single" w:sz="4" w:color="D9D9D9"/>
-              <w:left w:val="single" w:sz="4" w:color="D9D9D9"/>
               <w:right w:val="single" w:sz="4" w:color="D9D9D9"/>
             </w:tcBorders>
             <w:shd w:fill="FFFFFF"/>
             <w:tcMar>
               <w:top w:w="85" w:type="dxa"/>
+              <w:left w:w="85" w:type="dxa"/>
               <w:bottom w:w="85" w:type="dxa"/>
-              <w:left w:w="85" w:type="dxa"/>
               <w:right w:w="85" w:type="dxa"/>
             </w:tcMar>
           </w:tcPr>
@@ -1671,15 +1671,15 @@
             <w:tcW w:type="dxa" w:w="4670"/>
             <w:tcBorders>
               <w:top w:val="single" w:sz="4" w:color="D9D9D9"/>
+              <w:left w:val="single" w:sz="4" w:color="D9D9D9"/>
               <w:bottom w:val="single" w:sz="4" w:color="D9D9D9"/>
-              <w:left w:val="single" w:sz="4" w:color="D9D9D9"/>
               <w:right w:val="single" w:sz="4" w:color="D9D9D9"/>
             </w:tcBorders>
             <w:shd w:fill="F1F5F7"/>
             <w:tcMar>
               <w:top w:w="85" w:type="dxa"/>
+              <w:left w:w="85" w:type="dxa"/>
               <w:bottom w:w="85" w:type="dxa"/>
-              <w:left w:w="85" w:type="dxa"/>
               <w:right w:w="85" w:type="dxa"/>
             </w:tcMar>
           </w:tcPr>
@@ -1702,15 +1702,15 @@
             <w:tcW w:type="dxa" w:w="1827"/>
             <w:tcBorders>
               <w:top w:val="single" w:sz="4" w:color="D9D9D9"/>
+              <w:left w:val="single" w:sz="4" w:color="D9D9D9"/>
               <w:bottom w:val="single" w:sz="4" w:color="D9D9D9"/>
-              <w:left w:val="single" w:sz="4" w:color="D9D9D9"/>
               <w:right w:val="single" w:sz="4" w:color="D9D9D9"/>
             </w:tcBorders>
             <w:shd w:fill="F1F5F7"/>
             <w:tcMar>
               <w:top w:w="85" w:type="dxa"/>
+              <w:left w:w="85" w:type="dxa"/>
               <w:bottom w:w="85" w:type="dxa"/>
-              <w:left w:w="85" w:type="dxa"/>
               <w:right w:w="85" w:type="dxa"/>
             </w:tcMar>
           </w:tcPr>
@@ -1733,15 +1733,15 @@
             <w:tcW w:type="dxa" w:w="1827"/>
             <w:tcBorders>
               <w:top w:val="single" w:sz="4" w:color="D9D9D9"/>
+              <w:left w:val="single" w:sz="4" w:color="D9D9D9"/>
               <w:bottom w:val="single" w:sz="4" w:color="D9D9D9"/>
-              <w:left w:val="single" w:sz="4" w:color="D9D9D9"/>
               <w:right w:val="single" w:sz="4" w:color="D9D9D9"/>
             </w:tcBorders>
             <w:shd w:fill="F1F5F7"/>
             <w:tcMar>
               <w:top w:w="85" w:type="dxa"/>
+              <w:left w:w="85" w:type="dxa"/>
               <w:bottom w:w="85" w:type="dxa"/>
-              <w:left w:w="85" w:type="dxa"/>
               <w:right w:w="85" w:type="dxa"/>
             </w:tcMar>
           </w:tcPr>
@@ -1764,15 +1764,15 @@
             <w:tcW w:type="dxa" w:w="1827"/>
             <w:tcBorders>
               <w:top w:val="single" w:sz="4" w:color="D9D9D9"/>
+              <w:left w:val="single" w:sz="4" w:color="D9D9D9"/>
               <w:bottom w:val="single" w:sz="4" w:color="D9D9D9"/>
-              <w:left w:val="single" w:sz="4" w:color="D9D9D9"/>
               <w:right w:val="single" w:sz="4" w:color="D9D9D9"/>
             </w:tcBorders>
             <w:shd w:fill="F1F5F7"/>
             <w:tcMar>
               <w:top w:w="85" w:type="dxa"/>
+              <w:left w:w="85" w:type="dxa"/>
               <w:bottom w:w="85" w:type="dxa"/>
-              <w:left w:w="85" w:type="dxa"/>
               <w:right w:w="85" w:type="dxa"/>
             </w:tcMar>
           </w:tcPr>
@@ -1797,15 +1797,15 @@
             <w:tcW w:type="dxa" w:w="4670"/>
             <w:tcBorders>
               <w:top w:val="single" w:sz="4" w:color="D9D9D9"/>
+              <w:left w:val="single" w:sz="4" w:color="D9D9D9"/>
               <w:bottom w:val="single" w:sz="4" w:color="D9D9D9"/>
-              <w:left w:val="single" w:sz="4" w:color="D9D9D9"/>
               <w:right w:val="single" w:sz="4" w:color="D9D9D9"/>
             </w:tcBorders>
             <w:shd w:fill="FFFFFF"/>
             <w:tcMar>
               <w:top w:w="85" w:type="dxa"/>
+              <w:left w:w="85" w:type="dxa"/>
               <w:bottom w:w="85" w:type="dxa"/>
-              <w:left w:w="85" w:type="dxa"/>
               <w:right w:w="85" w:type="dxa"/>
             </w:tcMar>
           </w:tcPr>
@@ -1828,15 +1828,15 @@
             <w:tcW w:type="dxa" w:w="1827"/>
             <w:tcBorders>
               <w:top w:val="single" w:sz="4" w:color="D9D9D9"/>
+              <w:left w:val="single" w:sz="4" w:color="D9D9D9"/>
               <w:bottom w:val="single" w:sz="4" w:color="D9D9D9"/>
-              <w:left w:val="single" w:sz="4" w:color="D9D9D9"/>
               <w:right w:val="single" w:sz="4" w:color="D9D9D9"/>
             </w:tcBorders>
             <w:shd w:fill="FFFFFF"/>
             <w:tcMar>
               <w:top w:w="85" w:type="dxa"/>
+              <w:left w:w="85" w:type="dxa"/>
               <w:bottom w:w="85" w:type="dxa"/>
-              <w:left w:w="85" w:type="dxa"/>
               <w:right w:w="85" w:type="dxa"/>
             </w:tcMar>
           </w:tcPr>
@@ -1859,15 +1859,15 @@
             <w:tcW w:type="dxa" w:w="1827"/>
             <w:tcBorders>
               <w:top w:val="single" w:sz="4" w:color="D9D9D9"/>
+              <w:left w:val="single" w:sz="4" w:color="D9D9D9"/>
               <w:bottom w:val="single" w:sz="4" w:color="D9D9D9"/>
-              <w:left w:val="single" w:sz="4" w:color="D9D9D9"/>
               <w:right w:val="single" w:sz="4" w:color="D9D9D9"/>
             </w:tcBorders>
             <w:shd w:fill="FFFFFF"/>
             <w:tcMar>
               <w:top w:w="85" w:type="dxa"/>
+              <w:left w:w="85" w:type="dxa"/>
               <w:bottom w:w="85" w:type="dxa"/>
-              <w:left w:w="85" w:type="dxa"/>
               <w:right w:w="85" w:type="dxa"/>
             </w:tcMar>
           </w:tcPr>
@@ -1890,15 +1890,15 @@
             <w:tcW w:type="dxa" w:w="1827"/>
             <w:tcBorders>
               <w:top w:val="single" w:sz="4" w:color="D9D9D9"/>
+              <w:left w:val="single" w:sz="4" w:color="D9D9D9"/>
               <w:bottom w:val="single" w:sz="4" w:color="D9D9D9"/>
-              <w:left w:val="single" w:sz="4" w:color="D9D9D9"/>
               <w:right w:val="single" w:sz="4" w:color="D9D9D9"/>
             </w:tcBorders>
             <w:shd w:fill="FFFFFF"/>
             <w:tcMar>
               <w:top w:w="85" w:type="dxa"/>
+              <w:left w:w="85" w:type="dxa"/>
               <w:bottom w:w="85" w:type="dxa"/>
-              <w:left w:w="85" w:type="dxa"/>
               <w:right w:w="85" w:type="dxa"/>
             </w:tcMar>
           </w:tcPr>
@@ -1923,15 +1923,15 @@
             <w:tcW w:type="dxa" w:w="4670"/>
             <w:tcBorders>
               <w:top w:val="single" w:sz="4" w:color="D9D9D9"/>
+              <w:left w:val="single" w:sz="4" w:color="D9D9D9"/>
               <w:bottom w:val="single" w:sz="4" w:color="D9D9D9"/>
-              <w:left w:val="single" w:sz="4" w:color="D9D9D9"/>
               <w:right w:val="single" w:sz="4" w:color="D9D9D9"/>
             </w:tcBorders>
             <w:shd w:fill="F1F5F7"/>
             <w:tcMar>
               <w:top w:w="85" w:type="dxa"/>
+              <w:left w:w="85" w:type="dxa"/>
               <w:bottom w:w="85" w:type="dxa"/>
-              <w:left w:w="85" w:type="dxa"/>
               <w:right w:w="85" w:type="dxa"/>
             </w:tcMar>
           </w:tcPr>
@@ -1954,15 +1954,15 @@
             <w:tcW w:type="dxa" w:w="1827"/>
             <w:tcBorders>
               <w:top w:val="single" w:sz="4" w:color="D9D9D9"/>
+              <w:left w:val="single" w:sz="4" w:color="D9D9D9"/>
               <w:bottom w:val="single" w:sz="4" w:color="D9D9D9"/>
-              <w:left w:val="single" w:sz="4" w:color="D9D9D9"/>
               <w:right w:val="single" w:sz="4" w:color="D9D9D9"/>
             </w:tcBorders>
             <w:shd w:fill="F1F5F7"/>
             <w:tcMar>
               <w:top w:w="85" w:type="dxa"/>
+              <w:left w:w="85" w:type="dxa"/>
               <w:bottom w:w="85" w:type="dxa"/>
-              <w:left w:w="85" w:type="dxa"/>
               <w:right w:w="85" w:type="dxa"/>
             </w:tcMar>
           </w:tcPr>
@@ -1985,15 +1985,15 @@
             <w:tcW w:type="dxa" w:w="1827"/>
             <w:tcBorders>
               <w:top w:val="single" w:sz="4" w:color="D9D9D9"/>
+              <w:left w:val="single" w:sz="4" w:color="D9D9D9"/>
               <w:bottom w:val="single" w:sz="4" w:color="D9D9D9"/>
-              <w:left w:val="single" w:sz="4" w:color="D9D9D9"/>
               <w:right w:val="single" w:sz="4" w:color="D9D9D9"/>
             </w:tcBorders>
             <w:shd w:fill="F1F5F7"/>
             <w:tcMar>
               <w:top w:w="85" w:type="dxa"/>
+              <w:left w:w="85" w:type="dxa"/>
               <w:bottom w:w="85" w:type="dxa"/>
-              <w:left w:w="85" w:type="dxa"/>
               <w:right w:w="85" w:type="dxa"/>
             </w:tcMar>
           </w:tcPr>
@@ -2016,15 +2016,15 @@
             <w:tcW w:type="dxa" w:w="1827"/>
             <w:tcBorders>
               <w:top w:val="single" w:sz="4" w:color="D9D9D9"/>
+              <w:left w:val="single" w:sz="4" w:color="D9D9D9"/>
               <w:bottom w:val="single" w:sz="4" w:color="D9D9D9"/>
-              <w:left w:val="single" w:sz="4" w:color="D9D9D9"/>
               <w:right w:val="single" w:sz="4" w:color="D9D9D9"/>
             </w:tcBorders>
             <w:shd w:fill="F1F5F7"/>
             <w:tcMar>
               <w:top w:w="85" w:type="dxa"/>
+              <w:left w:w="85" w:type="dxa"/>
               <w:bottom w:w="85" w:type="dxa"/>
-              <w:left w:w="85" w:type="dxa"/>
               <w:right w:w="85" w:type="dxa"/>
             </w:tcMar>
           </w:tcPr>
@@ -2049,15 +2049,15 @@
             <w:tcW w:type="dxa" w:w="4670"/>
             <w:tcBorders>
               <w:top w:val="single" w:sz="4" w:color="D9D9D9"/>
+              <w:left w:val="single" w:sz="4" w:color="D9D9D9"/>
               <w:bottom w:val="single" w:sz="4" w:color="D9D9D9"/>
-              <w:left w:val="single" w:sz="4" w:color="D9D9D9"/>
               <w:right w:val="single" w:sz="4" w:color="D9D9D9"/>
             </w:tcBorders>
             <w:shd w:fill="FFFFFF"/>
             <w:tcMar>
               <w:top w:w="85" w:type="dxa"/>
+              <w:left w:w="85" w:type="dxa"/>
               <w:bottom w:w="85" w:type="dxa"/>
-              <w:left w:w="85" w:type="dxa"/>
               <w:right w:w="85" w:type="dxa"/>
             </w:tcMar>
           </w:tcPr>
@@ -2080,15 +2080,15 @@
             <w:tcW w:type="dxa" w:w="1827"/>
             <w:tcBorders>
               <w:top w:val="single" w:sz="4" w:color="D9D9D9"/>
+              <w:left w:val="single" w:sz="4" w:color="D9D9D9"/>
               <w:bottom w:val="single" w:sz="4" w:color="D9D9D9"/>
-              <w:left w:val="single" w:sz="4" w:color="D9D9D9"/>
               <w:right w:val="single" w:sz="4" w:color="D9D9D9"/>
             </w:tcBorders>
             <w:shd w:fill="FFFFFF"/>
             <w:tcMar>
               <w:top w:w="85" w:type="dxa"/>
+              <w:left w:w="85" w:type="dxa"/>
               <w:bottom w:w="85" w:type="dxa"/>
-              <w:left w:w="85" w:type="dxa"/>
               <w:right w:w="85" w:type="dxa"/>
             </w:tcMar>
           </w:tcPr>
@@ -2111,15 +2111,15 @@
             <w:tcW w:type="dxa" w:w="1827"/>
             <w:tcBorders>
               <w:top w:val="single" w:sz="4" w:color="D9D9D9"/>
+              <w:left w:val="single" w:sz="4" w:color="D9D9D9"/>
               <w:bottom w:val="single" w:sz="4" w:color="D9D9D9"/>
-              <w:left w:val="single" w:sz="4" w:color="D9D9D9"/>
               <w:right w:val="single" w:sz="4" w:color="D9D9D9"/>
             </w:tcBorders>
             <w:shd w:fill="FFFFFF"/>
             <w:tcMar>
               <w:top w:w="85" w:type="dxa"/>
+              <w:left w:w="85" w:type="dxa"/>
               <w:bottom w:w="85" w:type="dxa"/>
-              <w:left w:w="85" w:type="dxa"/>
               <w:right w:w="85" w:type="dxa"/>
             </w:tcMar>
           </w:tcPr>
@@ -2142,15 +2142,15 @@
             <w:tcW w:type="dxa" w:w="1827"/>
             <w:tcBorders>
               <w:top w:val="single" w:sz="4" w:color="D9D9D9"/>
+              <w:left w:val="single" w:sz="4" w:color="D9D9D9"/>
               <w:bottom w:val="single" w:sz="4" w:color="D9D9D9"/>
-              <w:left w:val="single" w:sz="4" w:color="D9D9D9"/>
               <w:right w:val="single" w:sz="4" w:color="D9D9D9"/>
             </w:tcBorders>
             <w:shd w:fill="FFFFFF"/>
             <w:tcMar>
               <w:top w:w="85" w:type="dxa"/>
+              <w:left w:w="85" w:type="dxa"/>
               <w:bottom w:w="85" w:type="dxa"/>
-              <w:left w:w="85" w:type="dxa"/>
               <w:right w:w="85" w:type="dxa"/>
             </w:tcMar>
           </w:tcPr>
@@ -2175,15 +2175,15 @@
             <w:tcW w:type="dxa" w:w="4670"/>
             <w:tcBorders>
               <w:top w:val="single" w:sz="4" w:color="D9D9D9"/>
+              <w:left w:val="single" w:sz="4" w:color="D9D9D9"/>
               <w:bottom w:val="single" w:sz="4" w:color="D9D9D9"/>
-              <w:left w:val="single" w:sz="4" w:color="D9D9D9"/>
               <w:right w:val="single" w:sz="4" w:color="D9D9D9"/>
             </w:tcBorders>
             <w:shd w:fill="F1F5F7"/>
             <w:tcMar>
               <w:top w:w="85" w:type="dxa"/>
+              <w:left w:w="85" w:type="dxa"/>
               <w:bottom w:w="85" w:type="dxa"/>
-              <w:left w:w="85" w:type="dxa"/>
               <w:right w:w="85" w:type="dxa"/>
             </w:tcMar>
           </w:tcPr>
@@ -2206,15 +2206,15 @@
             <w:tcW w:type="dxa" w:w="1827"/>
             <w:tcBorders>
               <w:top w:val="single" w:sz="4" w:color="D9D9D9"/>
+              <w:left w:val="single" w:sz="4" w:color="D9D9D9"/>
               <w:bottom w:val="single" w:sz="4" w:color="D9D9D9"/>
-              <w:left w:val="single" w:sz="4" w:color="D9D9D9"/>
               <w:right w:val="single" w:sz="4" w:color="D9D9D9"/>
             </w:tcBorders>
             <w:shd w:fill="F1F5F7"/>
             <w:tcMar>
               <w:top w:w="85" w:type="dxa"/>
+              <w:left w:w="85" w:type="dxa"/>
               <w:bottom w:w="85" w:type="dxa"/>
-              <w:left w:w="85" w:type="dxa"/>
               <w:right w:w="85" w:type="dxa"/>
             </w:tcMar>
           </w:tcPr>
@@ -2237,15 +2237,15 @@
             <w:tcW w:type="dxa" w:w="1827"/>
             <w:tcBorders>
               <w:top w:val="single" w:sz="4" w:color="D9D9D9"/>
+              <w:left w:val="single" w:sz="4" w:color="D9D9D9"/>
               <w:bottom w:val="single" w:sz="4" w:color="D9D9D9"/>
-              <w:left w:val="single" w:sz="4" w:color="D9D9D9"/>
               <w:right w:val="single" w:sz="4" w:color="D9D9D9"/>
             </w:tcBorders>
             <w:shd w:fill="F1F5F7"/>
             <w:tcMar>
               <w:top w:w="85" w:type="dxa"/>
+              <w:left w:w="85" w:type="dxa"/>
               <w:bottom w:w="85" w:type="dxa"/>
-              <w:left w:w="85" w:type="dxa"/>
               <w:right w:w="85" w:type="dxa"/>
             </w:tcMar>
           </w:tcPr>
@@ -2268,15 +2268,15 @@
             <w:tcW w:type="dxa" w:w="1827"/>
             <w:tcBorders>
               <w:top w:val="single" w:sz="4" w:color="D9D9D9"/>
+              <w:left w:val="single" w:sz="4" w:color="D9D9D9"/>
               <w:bottom w:val="single" w:sz="4" w:color="D9D9D9"/>
-              <w:left w:val="single" w:sz="4" w:color="D9D9D9"/>
               <w:right w:val="single" w:sz="4" w:color="D9D9D9"/>
             </w:tcBorders>
             <w:shd w:fill="F1F5F7"/>
             <w:tcMar>
               <w:top w:w="85" w:type="dxa"/>
+              <w:left w:w="85" w:type="dxa"/>
               <w:bottom w:w="85" w:type="dxa"/>
-              <w:left w:w="85" w:type="dxa"/>
               <w:right w:w="85" w:type="dxa"/>
             </w:tcMar>
           </w:tcPr>
@@ -2301,15 +2301,15 @@
             <w:tcW w:type="dxa" w:w="4670"/>
             <w:tcBorders>
               <w:top w:val="single" w:sz="4" w:color="D9D9D9"/>
+              <w:left w:val="single" w:sz="4" w:color="D9D9D9"/>
               <w:bottom w:val="single" w:sz="4" w:color="D9D9D9"/>
-              <w:left w:val="single" w:sz="4" w:color="D9D9D9"/>
               <w:right w:val="single" w:sz="4" w:color="D9D9D9"/>
             </w:tcBorders>
             <w:shd w:fill="FFFFFF"/>
             <w:tcMar>
               <w:top w:w="85" w:type="dxa"/>
+              <w:left w:w="85" w:type="dxa"/>
               <w:bottom w:w="85" w:type="dxa"/>
-              <w:left w:w="85" w:type="dxa"/>
               <w:right w:w="85" w:type="dxa"/>
             </w:tcMar>
           </w:tcPr>
@@ -2332,15 +2332,15 @@
             <w:tcW w:type="dxa" w:w="1827"/>
             <w:tcBorders>
               <w:top w:val="single" w:sz="4" w:color="D9D9D9"/>
+              <w:left w:val="single" w:sz="4" w:color="D9D9D9"/>
               <w:bottom w:val="single" w:sz="4" w:color="D9D9D9"/>
-              <w:left w:val="single" w:sz="4" w:color="D9D9D9"/>
               <w:right w:val="single" w:sz="4" w:color="D9D9D9"/>
             </w:tcBorders>
             <w:shd w:fill="FFFFFF"/>
             <w:tcMar>
               <w:top w:w="85" w:type="dxa"/>
+              <w:left w:w="85" w:type="dxa"/>
               <w:bottom w:w="85" w:type="dxa"/>
-              <w:left w:w="85" w:type="dxa"/>
               <w:right w:w="85" w:type="dxa"/>
             </w:tcMar>
           </w:tcPr>
@@ -2363,15 +2363,15 @@
             <w:tcW w:type="dxa" w:w="1827"/>
             <w:tcBorders>
               <w:top w:val="single" w:sz="4" w:color="D9D9D9"/>
+              <w:left w:val="single" w:sz="4" w:color="D9D9D9"/>
               <w:bottom w:val="single" w:sz="4" w:color="D9D9D9"/>
-              <w:left w:val="single" w:sz="4" w:color="D9D9D9"/>
               <w:right w:val="single" w:sz="4" w:color="D9D9D9"/>
             </w:tcBorders>
             <w:shd w:fill="FFFFFF"/>
             <w:tcMar>
               <w:top w:w="85" w:type="dxa"/>
+              <w:left w:w="85" w:type="dxa"/>
               <w:bottom w:w="85" w:type="dxa"/>
-              <w:left w:w="85" w:type="dxa"/>
               <w:right w:w="85" w:type="dxa"/>
             </w:tcMar>
           </w:tcPr>
@@ -2394,15 +2394,15 @@
             <w:tcW w:type="dxa" w:w="1827"/>
             <w:tcBorders>
               <w:top w:val="single" w:sz="4" w:color="D9D9D9"/>
+              <w:left w:val="single" w:sz="4" w:color="D9D9D9"/>
               <w:bottom w:val="single" w:sz="4" w:color="D9D9D9"/>
-              <w:left w:val="single" w:sz="4" w:color="D9D9D9"/>
               <w:right w:val="single" w:sz="4" w:color="D9D9D9"/>
             </w:tcBorders>
             <w:shd w:fill="FFFFFF"/>
             <w:tcMar>
               <w:top w:w="85" w:type="dxa"/>
+              <w:left w:w="85" w:type="dxa"/>
               <w:bottom w:w="85" w:type="dxa"/>
-              <w:left w:w="85" w:type="dxa"/>
               <w:right w:w="85" w:type="dxa"/>
             </w:tcMar>
           </w:tcPr>
@@ -2462,15 +2462,15 @@
             <w:tcW w:type="dxa" w:w="3858"/>
             <w:tcBorders>
               <w:top w:val="single" w:sz="4" w:color="D9D9D9"/>
+              <w:left w:val="single" w:sz="4" w:color="D9D9D9"/>
               <w:bottom w:val="single" w:sz="4" w:color="D9D9D9"/>
-              <w:left w:val="single" w:sz="4" w:color="D9D9D9"/>
               <w:right w:val="single" w:sz="4" w:color="D9D9D9"/>
             </w:tcBorders>
             <w:shd w:fill="142D40"/>
             <w:tcMar>
               <w:top w:w="85" w:type="dxa"/>
+              <w:left w:w="85" w:type="dxa"/>
               <w:bottom w:w="85" w:type="dxa"/>
-              <w:left w:w="85" w:type="dxa"/>
               <w:right w:w="85" w:type="dxa"/>
             </w:tcMar>
           </w:tcPr>
@@ -2493,15 +2493,15 @@
             <w:tcW w:type="dxa" w:w="2030"/>
             <w:tcBorders>
               <w:top w:val="single" w:sz="4" w:color="D9D9D9"/>
+              <w:left w:val="single" w:sz="4" w:color="D9D9D9"/>
               <w:bottom w:val="single" w:sz="4" w:color="D9D9D9"/>
-              <w:left w:val="single" w:sz="4" w:color="D9D9D9"/>
               <w:right w:val="single" w:sz="4" w:color="D9D9D9"/>
             </w:tcBorders>
             <w:shd w:fill="142D40"/>
             <w:tcMar>
               <w:top w:w="85" w:type="dxa"/>
+              <w:left w:w="85" w:type="dxa"/>
               <w:bottom w:w="85" w:type="dxa"/>
-              <w:left w:w="85" w:type="dxa"/>
               <w:right w:w="85" w:type="dxa"/>
             </w:tcMar>
           </w:tcPr>
@@ -2524,15 +2524,15 @@
             <w:tcW w:type="dxa" w:w="4264"/>
             <w:tcBorders>
               <w:top w:val="single" w:sz="4" w:color="D9D9D9"/>
+              <w:left w:val="single" w:sz="4" w:color="D9D9D9"/>
               <w:bottom w:val="single" w:sz="4" w:color="D9D9D9"/>
-              <w:left w:val="single" w:sz="4" w:color="D9D9D9"/>
               <w:right w:val="single" w:sz="4" w:color="D9D9D9"/>
             </w:tcBorders>
             <w:shd w:fill="142D40"/>
             <w:tcMar>
               <w:top w:w="85" w:type="dxa"/>
+              <w:left w:w="85" w:type="dxa"/>
               <w:bottom w:w="85" w:type="dxa"/>
-              <w:left w:w="85" w:type="dxa"/>
               <w:right w:w="85" w:type="dxa"/>
             </w:tcMar>
           </w:tcPr>
@@ -2557,15 +2557,15 @@
             <w:tcW w:type="dxa" w:w="3858"/>
             <w:tcBorders>
               <w:top w:val="single" w:sz="4" w:color="D9D9D9"/>
+              <w:left w:val="single" w:sz="4" w:color="D9D9D9"/>
               <w:bottom w:val="single" w:sz="4" w:color="D9D9D9"/>
-              <w:left w:val="single" w:sz="4" w:color="D9D9D9"/>
               <w:right w:val="single" w:sz="4" w:color="D9D9D9"/>
             </w:tcBorders>
             <w:shd w:fill="FFFFFF"/>
             <w:tcMar>
               <w:top w:w="85" w:type="dxa"/>
+              <w:left w:w="85" w:type="dxa"/>
               <w:bottom w:w="85" w:type="dxa"/>
-              <w:left w:w="85" w:type="dxa"/>
               <w:right w:w="85" w:type="dxa"/>
             </w:tcMar>
           </w:tcPr>
@@ -2588,15 +2588,15 @@
             <w:tcW w:type="dxa" w:w="2030"/>
             <w:tcBorders>
               <w:top w:val="single" w:sz="4" w:color="D9D9D9"/>
+              <w:left w:val="single" w:sz="4" w:color="D9D9D9"/>
               <w:bottom w:val="single" w:sz="4" w:color="D9D9D9"/>
-              <w:left w:val="single" w:sz="4" w:color="D9D9D9"/>
               <w:right w:val="single" w:sz="4" w:color="D9D9D9"/>
             </w:tcBorders>
             <w:shd w:fill="FFFFFF"/>
             <w:tcMar>
               <w:top w:w="85" w:type="dxa"/>
+              <w:left w:w="85" w:type="dxa"/>
               <w:bottom w:w="85" w:type="dxa"/>
-              <w:left w:w="85" w:type="dxa"/>
               <w:right w:w="85" w:type="dxa"/>
             </w:tcMar>
           </w:tcPr>
@@ -2619,15 +2619,15 @@
             <w:tcW w:type="dxa" w:w="4264"/>
             <w:tcBorders>
               <w:top w:val="single" w:sz="4" w:color="D9D9D9"/>
+              <w:left w:val="single" w:sz="4" w:color="D9D9D9"/>
               <w:bottom w:val="single" w:sz="4" w:color="D9D9D9"/>
-              <w:left w:val="single" w:sz="4" w:color="D9D9D9"/>
               <w:right w:val="single" w:sz="4" w:color="D9D9D9"/>
             </w:tcBorders>
             <w:shd w:fill="FFFFFF"/>
             <w:tcMar>
               <w:top w:w="85" w:type="dxa"/>
+              <w:left w:w="85" w:type="dxa"/>
               <w:bottom w:w="85" w:type="dxa"/>
-              <w:left w:w="85" w:type="dxa"/>
               <w:right w:w="85" w:type="dxa"/>
             </w:tcMar>
           </w:tcPr>
@@ -2652,15 +2652,15 @@
             <w:tcW w:type="dxa" w:w="3858"/>
             <w:tcBorders>
               <w:top w:val="single" w:sz="4" w:color="D9D9D9"/>
+              <w:left w:val="single" w:sz="4" w:color="D9D9D9"/>
               <w:bottom w:val="single" w:sz="4" w:color="D9D9D9"/>
-              <w:left w:val="single" w:sz="4" w:color="D9D9D9"/>
               <w:right w:val="single" w:sz="4" w:color="D9D9D9"/>
             </w:tcBorders>
             <w:shd w:fill="F1F5F7"/>
             <w:tcMar>
               <w:top w:w="85" w:type="dxa"/>
+              <w:left w:w="85" w:type="dxa"/>
               <w:bottom w:w="85" w:type="dxa"/>
-              <w:left w:w="85" w:type="dxa"/>
               <w:right w:w="85" w:type="dxa"/>
             </w:tcMar>
           </w:tcPr>
@@ -2683,15 +2683,15 @@
             <w:tcW w:type="dxa" w:w="2030"/>
             <w:tcBorders>
               <w:top w:val="single" w:sz="4" w:color="D9D9D9"/>
+              <w:left w:val="single" w:sz="4" w:color="D9D9D9"/>
               <w:bottom w:val="single" w:sz="4" w:color="D9D9D9"/>
-              <w:left w:val="single" w:sz="4" w:color="D9D9D9"/>
               <w:right w:val="single" w:sz="4" w:color="D9D9D9"/>
             </w:tcBorders>
             <w:shd w:fill="F1F5F7"/>
             <w:tcMar>
               <w:top w:w="85" w:type="dxa"/>
+              <w:left w:w="85" w:type="dxa"/>
               <w:bottom w:w="85" w:type="dxa"/>
-              <w:left w:w="85" w:type="dxa"/>
               <w:right w:w="85" w:type="dxa"/>
             </w:tcMar>
           </w:tcPr>
@@ -2714,15 +2714,15 @@
             <w:tcW w:type="dxa" w:w="4264"/>
             <w:tcBorders>
               <w:top w:val="single" w:sz="4" w:color="D9D9D9"/>
+              <w:left w:val="single" w:sz="4" w:color="D9D9D9"/>
               <w:bottom w:val="single" w:sz="4" w:color="D9D9D9"/>
-              <w:left w:val="single" w:sz="4" w:color="D9D9D9"/>
               <w:right w:val="single" w:sz="4" w:color="D9D9D9"/>
             </w:tcBorders>
             <w:shd w:fill="F1F5F7"/>
             <w:tcMar>
               <w:top w:w="85" w:type="dxa"/>
+              <w:left w:w="85" w:type="dxa"/>
               <w:bottom w:w="85" w:type="dxa"/>
-              <w:left w:w="85" w:type="dxa"/>
               <w:right w:w="85" w:type="dxa"/>
             </w:tcMar>
           </w:tcPr>
@@ -2747,15 +2747,15 @@
             <w:tcW w:type="dxa" w:w="3858"/>
             <w:tcBorders>
               <w:top w:val="single" w:sz="4" w:color="D9D9D9"/>
+              <w:left w:val="single" w:sz="4" w:color="D9D9D9"/>
               <w:bottom w:val="single" w:sz="4" w:color="D9D9D9"/>
-              <w:left w:val="single" w:sz="4" w:color="D9D9D9"/>
               <w:right w:val="single" w:sz="4" w:color="D9D9D9"/>
             </w:tcBorders>
             <w:shd w:fill="FFFFFF"/>
             <w:tcMar>
               <w:top w:w="85" w:type="dxa"/>
+              <w:left w:w="85" w:type="dxa"/>
               <w:bottom w:w="85" w:type="dxa"/>
-              <w:left w:w="85" w:type="dxa"/>
               <w:right w:w="85" w:type="dxa"/>
             </w:tcMar>
           </w:tcPr>
@@ -2778,15 +2778,15 @@
             <w:tcW w:type="dxa" w:w="2030"/>
             <w:tcBorders>
               <w:top w:val="single" w:sz="4" w:color="D9D9D9"/>
+              <w:left w:val="single" w:sz="4" w:color="D9D9D9"/>
               <w:bottom w:val="single" w:sz="4" w:color="D9D9D9"/>
-              <w:left w:val="single" w:sz="4" w:color="D9D9D9"/>
               <w:right w:val="single" w:sz="4" w:color="D9D9D9"/>
             </w:tcBorders>
             <w:shd w:fill="FFFFFF"/>
             <w:tcMar>
               <w:top w:w="85" w:type="dxa"/>
+              <w:left w:w="85" w:type="dxa"/>
               <w:bottom w:w="85" w:type="dxa"/>
-              <w:left w:w="85" w:type="dxa"/>
               <w:right w:w="85" w:type="dxa"/>
             </w:tcMar>
           </w:tcPr>
@@ -2809,15 +2809,15 @@
             <w:tcW w:type="dxa" w:w="4264"/>
             <w:tcBorders>
               <w:top w:val="single" w:sz="4" w:color="D9D9D9"/>
+              <w:left w:val="single" w:sz="4" w:color="D9D9D9"/>
               <w:bottom w:val="single" w:sz="4" w:color="D9D9D9"/>
-              <w:left w:val="single" w:sz="4" w:color="D9D9D9"/>
               <w:right w:val="single" w:sz="4" w:color="D9D9D9"/>
             </w:tcBorders>
             <w:shd w:fill="FFFFFF"/>
             <w:tcMar>
               <w:top w:w="85" w:type="dxa"/>
+              <w:left w:w="85" w:type="dxa"/>
               <w:bottom w:w="85" w:type="dxa"/>
-              <w:left w:w="85" w:type="dxa"/>
               <w:right w:w="85" w:type="dxa"/>
             </w:tcMar>
           </w:tcPr>
